--- a/teacher_script.docx
+++ b/teacher_script.docx
@@ -17,7 +17,7 @@
         <w:snapToGrid w:val="0"/>
       </w:pPr>
       <w:r>
-        <w:t>动画同步版</w:t>
+        <w:t>镜头与动画同步版</w:t>
       </w:r>
     </w:p>
     <w:p>
@@ -33,7 +33,7 @@
         <w:snapToGrid w:val="0"/>
       </w:pPr>
       <w:r>
-        <w:t>本稿与HTML的40个状态一一对应。教师沿着画面讲述、停住、回读与推进；学生仍按原课程完成初判、证据阅读、三关阅读卡修复、小组主张和退出卡。开场与结语的新增视觉内容嵌入教师讲解，不增加课堂活动。</w:t>
+        <w:t>本稿与网页课件的40个场景一一对应。教师沿着镜头讲述、停住、回读与推进；学生仍按原课程完成初判、证据阅读、三关阅读卡修复、小组主张和退出卡。开场与结语的视觉内容嵌入教师讲解，不增加课堂活动。文字进入阅读区域后，镜头与点缀保持安静。</w:t>
       </w:r>
     </w:p>
     <w:p>
@@ -1166,7 +1166,7 @@
         <w:snapToGrid w:val="0"/>
       </w:pPr>
       <w:r>
-        <w:t>正式上课前，把浏览器调到实际投影设备，进入封面并试按一次前后翻页。检查长段落在教室后排能否读清，确认键盘焦点不在输入框内。画面里的自填补语、理由与主张都留给真实课堂生成。</w:t>
+        <w:t>正式上课前，下载并完整解压仓库，保留index.html与assets、styles、scripts文件夹的相对位置，用浏览器打开index.html即可离线授课，无需安装或启动服务器。把浏览器调到实际投影设备，试按一次前后推进；检查长段落在教室后排能否读清。画面里的自填补语、理由与主张都留给真实课堂生成。</w:t>
       </w:r>
     </w:p>
     <w:tbl>
@@ -1287,7 +1287,7 @@
               <w:rPr>
                 <w:b w:val="0"/>
               </w:rPr>
-              <w:t>右方向键 或 空格</w:t>
+              <w:t>→、空格或 PageDown</w:t>
             </w:r>
           </w:p>
         </w:tc>
@@ -1320,7 +1320,7 @@
               <w:rPr>
                 <w:b w:val="0"/>
               </w:rPr>
-              <w:t>进入下一状态</w:t>
+              <w:t>进入下一幕</w:t>
             </w:r>
           </w:p>
         </w:tc>
@@ -1359,7 +1359,7 @@
               <w:rPr>
                 <w:b w:val="0"/>
               </w:rPr>
-              <w:t>左方向键</w:t>
+              <w:t>← 或 PageUp</w:t>
             </w:r>
           </w:p>
         </w:tc>
@@ -1392,7 +1392,7 @@
               <w:rPr>
                 <w:b w:val="0"/>
               </w:rPr>
-              <w:t>返回上一状态</w:t>
+              <w:t>返回上一幕</w:t>
             </w:r>
           </w:p>
         </w:tc>
@@ -1536,7 +1536,7 @@
               <w:rPr>
                 <w:b w:val="0"/>
               </w:rPr>
-              <w:t>打开计时控制</w:t>
+              <w:t>开始或暂停计时</w:t>
             </w:r>
           </w:p>
         </w:tc>
@@ -1841,15 +1841,15 @@
         <w:snapToGrid w:val="0"/>
       </w:pPr>
       <w:r>
-        <w:t>课前确认图片、字体和原画均已加载；在离线状态再检查一次开场、原文、两张现实照片和结尾。课堂声音以教师讲述为主；如启用环境声，只保留低音量且能随时关闭。</w:t>
-      </w:r>
-    </w:p>
-    <w:p>
-      <w:pPr>
-        <w:snapToGrid w:val="0"/>
-      </w:pPr>
-      <w:r>
-        <w:t>教师备注和资料属于备课内容。若N打开的面板会出现在投影上，请只在课前查看，课堂使用本稿或独立教师设备。文字输入时先点击相应输入区；输入完成后点击空白处，再使用快捷键。</w:t>
+        <w:t>课前确认本地图片、字体和原画均已加载；在离线状态再检查一次开场、原文、两张现实照片和结尾。课堂声音以教师讲述为主；如开启轻微音效，保持低音量并确认能随时关闭。</w:t>
+      </w:r>
+    </w:p>
+    <w:p>
+      <w:pPr>
+        <w:snapToGrid w:val="0"/>
+      </w:pPr>
+      <w:r>
+        <w:t>教师备注和资料属于备课内容。若N打开的面板会出现在投影上，请只在课前查看，课堂使用本稿或独立教师设备。全屏时，空白处左键与右键都推进下一幕；按钮、输入区、选中文字及已打开的面板保留各自操作。输入完成后可用控制栏推进，避免误点空白处。普通窗口模式下，空白处点击不推进。浏览器不支持页面全屏时会进入专注模式，点击规则相同，可再按F11隐藏浏览器边框。</w:t>
       </w:r>
     </w:p>
     <w:p>
@@ -1919,7 +1919,7 @@
         <w:t xml:space="preserve">画面与操作  </w:t>
       </w:r>
       <w:r>
-        <w:t>课前停在封面，检查投影边缘与文字大小。学生就绪后按右方向键或空格进入校园小路，开始计时。</w:t>
+        <w:t>课前停在手绘画本的封面，检查投影边缘与文字大小。学生就绪后按右方向键或空格进入校园小路；全屏时也可点击无交互控件的空白处或使用右键推进。封面文字周围保留纸面留白，不提前展示结论。</w:t>
       </w:r>
     </w:p>
     <w:p>
@@ -2011,7 +2011,7 @@
         <w:t xml:space="preserve">画面与操作  </w:t>
       </w:r>
       <w:r>
-        <w:t>小人沿校园小路行走，镜头保持缓慢跟随的感觉；先看见小路和树影，再看见远处的同伴。行走约16秒后停步，不循环播放。</w:t>
+        <w:t>镜头沿校园小路缓慢跟随孩子。书包随步伐轻晃，随后依次看见等候的朋友、追球的孩子与摇动的树影，人物经过这些场景时有相应停步或回应。整个镜头约18秒，行走约16秒后停住，不循环；按旁白顺序让细节进入视野。</w:t>
       </w:r>
     </w:p>
     <w:p>
@@ -2095,7 +2095,7 @@
         <w:t xml:space="preserve">画面与操作  </w:t>
       </w:r>
       <w:r>
-        <w:t>小人从小路进入书桌旁，坐下看作业，手停在纸上，肩膀稍微放低。桌面暖光保留，远处校园色彩渐淡。</w:t>
+        <w:t>镜头从小路平稳进入书桌旁，小人坐下看作业，手停在纸上，肩膀稍微放低。桌面暖光保留，纸张、铅笔与窗边细节围出中央留白，“快乐是真的，烦恼也是真的”在留白处落定。</w:t>
       </w:r>
     </w:p>
     <w:p>
@@ -2179,7 +2179,7 @@
         <w:t xml:space="preserve">画面与操作  </w:t>
       </w:r>
       <w:r>
-        <w:t>小人站起走到窗前，两扇窗向外打开。镜头沿窗框中线向前推，前景窗框掠过两侧，现代街景退远，旧木屋进入视野。视角变化约6秒，之后停稳。</w:t>
+        <w:t>小人来到窗前，两扇窗向外打开。镜头沿窗框中线向前推，前景窗框缓缓移出两侧，现代街景退远，旧木屋进入视野。视角变化约6秒，之后停稳；窗框不遮挡后续阅读文字。</w:t>
       </w:r>
     </w:p>
     <w:p>
@@ -2263,7 +2263,7 @@
         <w:t xml:space="preserve">画面与操作  </w:t>
       </w:r>
       <w:r>
-        <w:t>旧木屋里，书封升起并停稳。下一步出现初判问题，再进入两段并读时才翻书。不能同时提前显示阅读结论。</w:t>
+        <w:t>镜头进入旧木屋，书封从桌面缓缓进入视线并停稳。下一步镜头落到纸面留白中的初判问题，再进入两段并读。不能同时提前显示阅读结论。</w:t>
       </w:r>
     </w:p>
     <w:p>
@@ -2341,7 +2341,7 @@
         <w:t xml:space="preserve">画面与操作  </w:t>
       </w:r>
       <w:r>
-        <w:t>保持主问题和初判句式可见。学生书写时不点击答案，不做投票。收一位学生回答后，在1:50前后读出下一屏的默读指令，再进入两段并读。</w:t>
+        <w:t>镜头落定后，主问题与初判句式在中央纸面留白中保持可见，插画退到阅读区域周围。学生书写时不点击答案，不做投票。收一位学生回答后，在1:50前后读出下一屏的默读指令，再进入两段并读。</w:t>
       </w:r>
     </w:p>
     <w:p>
@@ -2433,7 +2433,7 @@
         <w:t xml:space="preserve">画面与操作  </w:t>
       </w:r>
       <w:r>
-        <w:t>这句指令在上一状态1:50—2:00说完。2:00进入展开的双页并启动两分钟计时。左右两段完整可读，背景人物动作停住，教师不提前点亮关键词。</w:t>
+        <w:t>这句指令在上一状态1:50—2:00说完。2:00镜头停在展开的双页阅读面，启动两分钟计时。左右两段完整可读，周围插画与人物动作停住，教师不提前点亮关键词。</w:t>
       </w:r>
     </w:p>
     <w:p>
@@ -2563,7 +2563,7 @@
         <w:t xml:space="preserve">画面与操作  </w:t>
       </w:r>
       <w:r>
-        <w:t>左右原文持续显示。根据学生实际发言点击对应词句标记；没有被学生说到的词不提前全部亮起。比较视图只并列证据，不用天平、分数或胜负动画。最后一次点击让旧书页转向画作。</w:t>
+        <w:t>左右原文持续显示，文字周围保留稳定留白。根据学生实际发言点击对应词句标记；没有被学生说到的词不提前全部亮起。比较视图只并列证据，不用天平、分数或胜负动画。讨论结束后推进，镜头平稳进入画作。</w:t>
       </w:r>
     </w:p>
     <w:p>
@@ -2682,7 +2682,7 @@
         <w:t xml:space="preserve">画面与操作  </w:t>
       </w:r>
       <w:r>
-        <w:t>先完整显示原画，再缓慢放大肩背与纤绳区域，约5秒后停稳。教师可以回到全图。不得改变画中人物动作，也不把某一位纤夫标成外祖父。</w:t>
+        <w:t>镜头先停在完整原画上，再由教师选择肩背或纤绳，让局部缓慢放大并停稳；可以随时回到全图。不得改变画中人物动作，也不把某一位纤夫标成外祖父。</w:t>
       </w:r>
     </w:p>
     <w:p>
@@ -2775,7 +2775,7 @@
         <w:t xml:space="preserve">画面与操作  </w:t>
       </w:r>
       <w:r>
-        <w:t>画作缩回，原文成为主要阅读面。教师根据学生回答分别标出“经历”和“解释”，同时保留“我当时对你太过分了”。不把两类文字自动连成成立的因果。</w:t>
+        <w:t>镜头从画作移向中央阅读面，插画退到边缘，原文保持完整可读。教师根据学生回答分别标出“经历”和“解释”，同时保留“我当时对你太过分了”。不把两类文字自动连成成立的因果。</w:t>
       </w:r>
     </w:p>
     <w:p>
@@ -2868,7 +2868,7 @@
         <w:t xml:space="preserve">画面与操作  </w:t>
       </w:r>
       <w:r>
-        <w:t>两类文字退到背景，关键问句稳定浮现。镜头停住，保留可回看的原文入口。不要接着播放预设答案。</w:t>
+        <w:t>镜头移到相邻的纸面留白，关键问句稳定浮现后停住。需要核对时可用上一幕返回原文。不要接着播放预设答案。</w:t>
       </w:r>
     </w:p>
     <w:p>
@@ -2943,7 +2943,7 @@
         <w:t xml:space="preserve">画面与操作  </w:t>
       </w:r>
       <w:r>
-        <w:t>三张卡依次出现，但只显示任务名，不显示后两关答案。讲完规则后进入第一关；全班留在原座位。教师资料中保留“教师拟写、待检验、非原著引文”的身份说明。</w:t>
+        <w:t>镜头来到阅读卡修复的桌面，三项任务依次落定，只显示任务名，不显示后两关答案。讲完规则后进入第一关；全班留在原座位。教师资料中保留“教师拟写、待检验、非原著引文”的身份说明。</w:t>
       </w:r>
     </w:p>
     <w:p>
@@ -3021,7 +3021,7 @@
         <w:t xml:space="preserve">画面与操作  </w:t>
       </w:r>
       <w:r>
-        <w:t>显示受伤后感受的完整目标片段，启动20秒阅读计时。卡一概括暂不抢占阅读区域。</w:t>
+        <w:t>镜头停在中央纸面，显示受伤后感受的完整目标片段，启动20秒阅读计时。卡一概括暂不抢占阅读区域，周围点缀保持静止。</w:t>
       </w:r>
     </w:p>
     <w:p>
@@ -3090,7 +3090,7 @@
         <w:t xml:space="preserve">画面与操作  </w:t>
       </w:r>
       <w:r>
-        <w:t>原文被纸页轻轻遮住，保持稳定留白，只留简短记录提示。</w:t>
+        <w:t>镜头平稳移向相邻留白，原文退出当前视野，只留下简短记录提示。文字落定后保持静止，不用翻页遮挡学生的视线。</w:t>
       </w:r>
     </w:p>
     <w:p>
@@ -3177,7 +3177,7 @@
         <w:t xml:space="preserve">画面与操作  </w:t>
       </w:r>
       <w:r>
-        <w:t>重新显示原文并持续保留。学生报出词语后，教师点击相应词语划线；在补语输入处写学生的实际表述。允许取消划线、修改补语，不自动填入标准答案。</w:t>
+        <w:t>镜头回到原文与修订区，原文持续保留。学生报出词语后，教师点击相应词语划线；在补语输入处写学生的实际表述。允许取消划线、修改补语，不自动填入标准答案。完成时只让局部书签作回应。</w:t>
       </w:r>
     </w:p>
     <w:p>
@@ -3264,7 +3264,7 @@
         <w:t xml:space="preserve">画面与操作  </w:t>
       </w:r>
       <w:r>
-        <w:t>第二关显示外祖父受辱、熬出头及解释殴打的相关原句。启动20秒计时，因果线暂不显示。</w:t>
+        <w:t>第二关的原句进入中央阅读面，显示外祖父受辱、熬出头及解释殴打的文字。启动20秒计时，因果线暂不显示，镜头与点缀保持静止。</w:t>
       </w:r>
     </w:p>
     <w:p>
@@ -3333,7 +3333,7 @@
         <w:t xml:space="preserve">画面与操作  </w:t>
       </w:r>
       <w:r>
-        <w:t>原文隐去，留下记录提示。不要在此时透露哪一条箭头要剪断。</w:t>
+        <w:t>镜头移向留白，原文退出当前视野，留下记录提示。不要在此时透露哪一条箭头要剪断。</w:t>
       </w:r>
     </w:p>
     <w:p>
@@ -3416,7 +3416,7 @@
         <w:t xml:space="preserve">画面与操作  </w:t>
       </w:r>
       <w:r>
-        <w:t>显示三节点因果线与原文。依据学生回答点击箭头，使其断开；再次点击可恢复。节点保持原位，不能因箭头断开而抹掉经历。理由输入框记录学生实际表达，至少检验最后一条箭头。</w:t>
+        <w:t>镜头落定后同时显示三节点因果线与原文。依据学生回答点击箭头，使铅笔线断开；再次点击可恢复。节点保持原位，不能因箭头断开而抹掉经历。理由输入框记录学生实际表达，至少检验最后一条箭头。</w:t>
       </w:r>
     </w:p>
     <w:p>
@@ -3503,7 +3503,7 @@
         <w:t xml:space="preserve">画面与操作  </w:t>
       </w:r>
       <w:r>
-        <w:t>显示小茨冈挡打、少挨几下与“为了爱”的上半段。后文保持未揭示状态。启动30秒计时。</w:t>
+        <w:t>中央阅读面显示小茨冈挡打、少挨几下与“为了爱”的上半段。后文保持未揭示状态。启动30秒计时，阅读过程中镜头与人物保持静止。</w:t>
       </w:r>
     </w:p>
     <w:p>
@@ -3572,7 +3572,7 @@
         <w:t xml:space="preserve">画面与操作  </w:t>
       </w:r>
       <w:r>
-        <w:t>上半段隐去，保留动作记录提示。</w:t>
+        <w:t>镜头移向留白，上半段退出当前视野，保留动作记录提示，文字落定后保持静止。</w:t>
       </w:r>
     </w:p>
     <w:p>
@@ -3655,7 +3655,7 @@
         <w:t xml:space="preserve">画面与操作  </w:t>
       </w:r>
       <w:r>
-        <w:t>原文再现。先让学生完成修订；根据其证据，再点亮“挡着”“少挨了几下”“为了爱”等相应词语。小茨冈保持挡在孩子身前的保护姿态，暖光只照亮两人的联系，环境阴影仍然存在。</w:t>
+        <w:t>原文与修订区重新进入中央视野。先让学生完成修订；根据其证据，再点亮“挡着”“少挨了几下”“为了爱”等相应词语。小茨冈在边缘保持挡在孩子身前的保护姿态，暖光只照亮两人的联系，环境阴影仍然存在。</w:t>
       </w:r>
     </w:p>
     <w:p>
@@ -3748,7 +3748,7 @@
         <w:t xml:space="preserve">画面与操作  </w:t>
       </w:r>
       <w:r>
-        <w:t>第三张卡完成后先停住，暖光不熄灭。书页下部展开，先露出“下次再打你”与孩子的问句；回答仍未出现。</w:t>
+        <w:t>第三张卡完成后先停住，暖光不熄灭。镜头移向相邻的对话留白，先露出“下次再打你”与孩子的问句；回答仍未出现。保护者留在阅读区域之外。</w:t>
       </w:r>
     </w:p>
     <w:p>
@@ -3835,7 +3835,7 @@
         <w:t xml:space="preserve">画面与操作  </w:t>
       </w:r>
       <w:r>
-        <w:t>教师推进后才显示小茨冈的回答。保护者与暖光留在边缘，远处阴影不消失。让学生并读孩子的疑问与这句回答。</w:t>
+        <w:t>教师推进后才显示小茨冈的回答，镜头平稳停在两句对话上。保护者与暖光留在边缘，远处阴影不消失。让学生并读孩子的疑问与这句回答。</w:t>
       </w:r>
     </w:p>
     <w:p>
@@ -3927,7 +3927,7 @@
         <w:t xml:space="preserve">画面与操作  </w:t>
       </w:r>
       <w:r>
-        <w:t>显示手绘藏身空间与中央背景文字，窄窗留在背景。此幕没有安妮人物动画，教师用讲述交代人物与历史处境。</w:t>
+        <w:t>镜头进入手绘藏身空间，窄窗、书与生活物件退到四周，中央留白呈现背景文字。此幕没有安妮人物动画，教师用讲述交代人物与历史处境；文字落定后保持静止。</w:t>
       </w:r>
     </w:p>
     <w:p>
@@ -4011,7 +4011,7 @@
         <w:t xml:space="preserve">画面与操作  </w:t>
       </w:r>
       <w:r>
-        <w:t>“食物”“衣物”“书报”三张文字纸签依次落定，动作总长不超过6秒。纸签代表实际帮助，画面不展示实物递送动画；窄窗仍在背景。</w:t>
+        <w:t>手绘食物包裹、衣物与书报依次轻轻落定，旁边保留清楚的文字名称，动作总长不超过6秒。窄窗仍在背景，中央文字说明帮助的价值与仍然缺少的自由，随后画面停住。</w:t>
       </w:r>
     </w:p>
     <w:p>
@@ -4102,7 +4102,7 @@
         <w:t xml:space="preserve">画面与操作  </w:t>
       </w:r>
       <w:r>
-        <w:t>日记文字稳定显示。骑车、跳舞、吹口哨等以玻璃上的轻淡剪影出现；安妮仍在室内，不真的跨出窗。读文时动画停止，教师按学生指认突出相应愿望。</w:t>
+        <w:t>日记文字在中央纸面稳定显示。教师按学生指认突出相应愿望，骑车、跳舞、吹口哨等在文字周围以玻璃上的轻淡剪影作短暂回应，随后停住；这些是愿望，安妮仍在室内，不真的跨出窗。</w:t>
       </w:r>
     </w:p>
     <w:p>
@@ -4201,7 +4201,7 @@
         <w:t xml:space="preserve">画面与操作  </w:t>
       </w:r>
       <w:r>
-        <w:t>愿望剪影退到玻璃边，关键问句出现。教师停顿并口述任务、分工；小组任务和表达支架在下一幕证据总览才显示。进入下一幕后再开始五分钟计时。</w:t>
+        <w:t>镜头从日记移向中央留白，愿望剪影退到玻璃边，关键问句出现后停住。教师停顿并口述任务、分工；小组任务和表达支架在下一幕证据总览才显示。进入下一幕后再开始五分钟计时。</w:t>
       </w:r>
     </w:p>
     <w:p>
@@ -4287,7 +4287,7 @@
         <w:t xml:space="preserve">画面与操作  </w:t>
       </w:r>
       <w:r>
-        <w:t>27:00进入证据总览，启动五分钟计时。两份来源的证据与表达支架保持可读，点击可放大当前片段并返回总览。学生无需操作设备；教师巡视。</w:t>
+        <w:t>27:00镜头停在完整证据总览，启动五分钟计时。两份来源的证据与表达支架保持可读，点击可放大当前片段，关闭面板后回到总览，计时继续。学生无需操作设备；教师巡视，周围点缀保持静止。</w:t>
       </w:r>
     </w:p>
     <w:p>
@@ -4411,7 +4411,7 @@
         <w:t xml:space="preserve">画面与操作  </w:t>
       </w:r>
       <w:r>
-        <w:t>显示两组主张的空白记录区。教师输入学生实际提出的条件与简短证据，不自动填入“安全”“爱”等预设答案。关键词可以随发言修改；不按立场打分。</w:t>
+        <w:t>镜头落到两组主张的空白记录区。教师输入学生实际提出的条件与简短证据，不自动填入“安全”“爱”等预设答案。关键词可以随发言修改；不按立场打分，文字周围保持稳定留白。</w:t>
       </w:r>
     </w:p>
     <w:p>
@@ -4521,7 +4521,7 @@
         <w:t xml:space="preserve">画面与操作  </w:t>
       </w:r>
       <w:r>
-        <w:t>默读指令已在上一屏讲完。中央书页呈现作者回望，按独立片段排版。先保持未经强调的文字，35:40左右请一人用词解释“为什么值得写”；回答后再突出相应词。最后一句在35:56前后说完，进入修订后不再重复指令。</w:t>
+        <w:t>默读指令已在上一屏讲完。镜头停在中央纸面的作者回望，按独立片段排版，插画退到边缘。先保持未经强调的文字，35:40左右请一人用词解释“为什么值得写”；回答后再突出相应词。最后一句在35:56前后说完，进入修订后不再重复指令。</w:t>
       </w:r>
     </w:p>
     <w:p>
@@ -4608,7 +4608,7 @@
         <w:t xml:space="preserve">画面与操作  </w:t>
       </w:r>
       <w:r>
-        <w:t>回到开头问题，显示“我保留……我补充或修改……依据是……”。画面保持稳定，不弹出教师结论。</w:t>
+        <w:t>镜头回到初判问题所在的留白，显示“我保留……我补充或修改……依据是……”。画面保持稳定，不弹出教师结论。</w:t>
       </w:r>
     </w:p>
     <w:p>
@@ -4677,7 +4677,7 @@
         <w:t xml:space="preserve">画面与操作  </w:t>
       </w:r>
       <w:r>
-        <w:t>小人走进房间，两只透明泡泡里已经可见真实资料照片。教师点击亚门的泡泡，进入第一份资料。</w:t>
+        <w:t>镜头进入房间，两只透明泡泡里已经可见真实资料照片，小人留在一旁。教师点击亚门的泡泡，镜头沿所选泡泡进入第一份资料；也可按下一幕顺序展开。</w:t>
       </w:r>
     </w:p>
     <w:p>
@@ -4746,7 +4746,7 @@
         <w:t xml:space="preserve">画面与操作  </w:t>
       </w:r>
       <w:r>
-        <w:t>第一只泡泡展开为亚门的真实资料画面，图像保持纪实原貌。教师讲述时不叠加虚构年龄或人物对白。看清后按下一步进入瓦尔瓦拉。</w:t>
+        <w:t>镜头从第一只泡泡平稳来到居中的阅读空间，亚门的照片与文字落定后停止移动。图像保持纪实原貌，教师讲述时不叠加虚构年龄或人物对白。看清后按下一步进入瓦尔瓦拉。</w:t>
       </w:r>
     </w:p>
     <w:p>
@@ -4830,7 +4830,7 @@
         <w:t xml:space="preserve">画面与操作  </w:t>
       </w:r>
       <w:r>
-        <w:t>瓦尔瓦拉的文字居中呈现，母女照片在上方辅助识别人。照片本身不是烛光场景；烛光阅读、停电与寒冷来自报道文字，教师结合正文讲述。</w:t>
+        <w:t>镜头移向第二份资料，瓦尔瓦拉的文字居中呈现，母女照片辅助识别人。照片本身不是烛光场景；烛光阅读、停电与寒冷来自报道文字，教师结合正文讲述。照片与文字落定后保持静止。</w:t>
       </w:r>
     </w:p>
     <w:p>
@@ -4914,7 +4914,7 @@
         <w:t xml:space="preserve">画面与操作  </w:t>
       </w:r>
       <w:r>
-        <w:t>泡泡中的图像保留，逐渐退到边缘。灰影向室内逼近，木梁和边界压缩可活动的空间，小人收肩、停步。动作约6秒后停住，压力来自处境，不是把儿童照片砸到小人身上。</w:t>
+        <w:t>镜头回到房间，泡泡中的图像保留并退到边缘。灰影向室内逼近，木梁和边界压缩可活动的空间，小人收肩、停步。中央问句保持可读，动作约6秒后停住；压力来自处境，不是把儿童照片砸到小人身上。</w:t>
       </w:r>
     </w:p>
     <w:p>
@@ -4998,7 +4998,7 @@
         <w:t xml:space="preserve">画面与操作  </w:t>
       </w:r>
       <w:r>
-        <w:t>显示桌前画面、两个日常例子与联系生活的提问。退出卡三个句式在下一幕才出现；教师可以在本幕先口述写作指令，并在38:00前讲完。</w:t>
+        <w:t>镜头平稳回到书桌，纸面中央呈现两个日常例子与联系生活的提问，周围点缀停住。退出卡三个句式在下一幕才出现；教师可以在本幕先口述写作指令，并在38:00前讲完。</w:t>
       </w:r>
     </w:p>
     <w:p>
@@ -5084,7 +5084,7 @@
         <w:t xml:space="preserve">画面与操作  </w:t>
       </w:r>
       <w:r>
-        <w:t>保持三句话提示与静止书桌。启动90秒计时；人物、泡泡、灰影与纸页均停止运动。教师不重播动画，不打开资料面板。</w:t>
+        <w:t>镜头停在三句话提示与静止书桌上，中央纸面保留充分书写提示空间。启动90秒计时；人物、泡泡、灰影与周围点缀均停止运动。教师不重播动画，不打开资料面板。</w:t>
       </w:r>
     </w:p>
     <w:p>
@@ -5153,7 +5153,7 @@
         <w:t xml:space="preserve">画面与操作  </w:t>
       </w:r>
       <w:r>
-        <w:t>确认90秒书写结束后推进。成年人双手进入画面，共同支撑木梁；房间只缓缓恢复一点空间，边缘仍留阴影。动作约6秒，不把所有困难瞬间消除。</w:t>
+        <w:t>确认90秒书写结束后推进，镜头回到房间。成年人双手进入画面，共同支撑木梁；房间只缓缓恢复一点空间，边缘仍留阴影。动作约6秒，不把所有困难瞬间消除。</w:t>
       </w:r>
     </w:p>
     <w:p>
@@ -5222,7 +5222,7 @@
         <w:t xml:space="preserve">画面与操作  </w:t>
       </w:r>
       <w:r>
-        <w:t>镜头回到最初的书桌，一支将滑落的铅笔被一只手接住。小人仍在桌前，窗外留有明暗交接的远景。原结语出现后停住。</w:t>
+        <w:t>镜头回到最初的书桌，一支铅笔缓缓滑向桌边，被伸来的手接住。小人仍在桌前，窗外留有明暗交接的远景。原结语在中央留白处出现后停住，保留最后的安静。</w:t>
       </w:r>
     </w:p>
     <w:p>
@@ -5291,7 +5291,7 @@
         <w:t xml:space="preserve">画面与操作  </w:t>
       </w:r>
       <w:r>
-        <w:t>显示原课后任务：回读一处支持或挑战退出卡判断的原文，写约100—150字批注；未读完者继续原阅读计划。画面可在下课后继续停留。</w:t>
+        <w:t>镜头落到纸面留白中的原课后任务：回读一处支持或挑战退出卡判断的原文，写约100—150字批注；未读完者继续原阅读计划。画面停稳，可在下课后继续停留。</w:t>
       </w:r>
     </w:p>
     <w:p>

--- a/teacher_script.docx
+++ b/teacher_script.docx
@@ -1166,7 +1166,7 @@
         <w:snapToGrid w:val="0"/>
       </w:pPr>
       <w:r>
-        <w:t>正式上课前，下载并完整解压仓库，保留index.html与assets、styles、scripts文件夹的相对位置，用浏览器打开index.html即可离线授课，无需安装或启动服务器。把浏览器调到实际投影设备，试按一次前后推进；检查长段落在教室后排能否读清。画面里的自填补语、理由与主张都留给真实课堂生成。</w:t>
+        <w:t>正式上课前，下载并完整解压仓库，保留index.html与assets、styles、scripts文件夹的相对位置，用浏览器打开index.html即可离线授课，无需安装或启动服务器。把浏览器调到实际投影设备，试按前后推进，检查长段落能否读清。学生在阅读本写补语、理由和主张；教师无需在网页打字，讲述与作答后点击，用笔迹和印记象征完成。</w:t>
       </w:r>
     </w:p>
     <w:tbl>
@@ -1320,7 +1320,7 @@
               <w:rPr>
                 <w:b w:val="0"/>
               </w:rPr>
-              <w:t>进入下一幕</w:t>
+              <w:t>先完成本幕步骤，再进入下一幕</w:t>
             </w:r>
           </w:p>
         </w:tc>
@@ -1392,7 +1392,7 @@
               <w:rPr>
                 <w:b w:val="0"/>
               </w:rPr>
-              <w:t>返回上一幕</w:t>
+              <w:t>先退回本幕步骤，再返回上一幕</w:t>
             </w:r>
           </w:p>
         </w:tc>
@@ -1752,7 +1752,7 @@
               <w:rPr>
                 <w:b w:val="0"/>
               </w:rPr>
-              <w:t>重播当前状态的动画</w:t>
+              <w:t>清本幕笔迹，从初始步骤重演</w:t>
             </w:r>
           </w:p>
         </w:tc>
@@ -1849,7 +1849,7 @@
         <w:snapToGrid w:val="0"/>
       </w:pPr>
       <w:r>
-        <w:t>教师备注和资料属于备课内容。若N打开的面板会出现在投影上，请只在课前查看，课堂使用本稿或独立教师设备。全屏时，空白处左键与右键都推进下一幕；按钮、输入区、选中文字及已打开的面板保留各自操作。输入完成后可用控制栏推进，避免误点空白处。普通窗口模式下，空白处点击不推进。浏览器不支持页面全屏时会进入专注模式，点击规则相同，可再按F11隐藏浏览器边框。</w:t>
+        <w:t>教师备注和资料供备课使用；若N面板会投到学生屏幕，请课前查看，课堂使用本稿或独立设备。所有下一步入口规则相同：先完成本幕的记录、展开或收回步骤，再进入下一幕；全屏空白左键与右键也相同。按钮、关键词、选中文字及面板保留各自操作；普通窗口空白点击不推进。回访已完成记录幕保留笔迹；上一可逐步撤回本幕步骤，R清本幕象征笔迹并从初始步骤重演，关键词与箭头保留。目录可清空整节状态，不恢复旧版输入内容。同幕步骤不重置计时，资料不按倒计时自动开关，也不识别语音。浏览器不支持页面全屏时会进入专注模式，点击规则相同，可再按F11隐藏浏览器边框。</w:t>
       </w:r>
     </w:p>
     <w:p>
@@ -2682,7 +2682,7 @@
         <w:t xml:space="preserve">画面与操作  </w:t>
       </w:r>
       <w:r>
-        <w:t>镜头先停在完整原画上，再由教师选择肩背或纤绳，让局部缓慢放大并停稳；可以随时回到全图。不得改变画中人物动作，也不把某一位纤夫标成外祖父。</w:t>
+        <w:t>进入本幕时，画作从书页中展开，先停在完整原画上。教师可选择肩背或纤绳，让局部缓慢放大并停稳，也可回到全图。讲完“把目光接回他的讲述”，按下一步将画作收回书页；再按下一步进入外祖父的原文。不得改变画中人物动作，也不把某一位纤夫标成外祖父。</w:t>
       </w:r>
     </w:p>
     <w:p>
@@ -2775,7 +2775,7 @@
         <w:t xml:space="preserve">画面与操作  </w:t>
       </w:r>
       <w:r>
-        <w:t>镜头从画作移向中央阅读面，插画退到边缘，原文保持完整可读。教师根据学生回答分别标出“经历”和“解释”，同时保留“我当时对你太过分了”。不把两类文字自动连成成立的因果。</w:t>
+        <w:t>画作收回后，镜头落到相邻的中央阅读面，插画退到边缘，原文保持完整可读。教师根据学生回答分别标出“经历”和“解释”，同时保留“我当时对你太过分了”。不把两类文字自动连成成立的因果。</w:t>
       </w:r>
     </w:p>
     <w:p>
@@ -3177,7 +3177,7 @@
         <w:t xml:space="preserve">画面与操作  </w:t>
       </w:r>
       <w:r>
-        <w:t>镜头回到原文与修订区，原文持续保留。学生报出词语后，教师点击相应词语划线；在补语输入处写学生的实际表述。允许取消划线、修改补语，不自动填入标准答案。完成时只让局部书签作回应。</w:t>
+        <w:t>镜头回到原文与修订区，原文持续保留。学生在阅读本补写，报出词语后，教师可点击对应词语划线或取消。讲述与作答完成后，按下一步或“留下这次修订”，让笔迹短线与印记象征本次修订已留下；网页不输入补语、不显示预设答案。再按下一步才进入第二关。</w:t>
       </w:r>
     </w:p>
     <w:p>
@@ -3416,7 +3416,7 @@
         <w:t xml:space="preserve">画面与操作  </w:t>
       </w:r>
       <w:r>
-        <w:t>镜头落定后同时显示三节点因果线与原文。依据学生回答点击箭头，使铅笔线断开；再次点击可恢复。节点保持原位，不能因箭头断开而抹掉经历。理由输入框记录学生实际表达，至少检验最后一条箭头。</w:t>
+        <w:t>镜头落定后同时显示三节点因果线与原文。依据学生回答点击箭头，使铅笔线断开；再次点击可恢复。节点保持原位，至少检验最后一条箭头。学生在阅读本写理由，讨论完成后按下一步或“留下这次修订”，用笔迹短线与印记表示已完成，不代写学生理由。再按下一步才进入第三关。</w:t>
       </w:r>
     </w:p>
     <w:p>
@@ -3655,7 +3655,7 @@
         <w:t xml:space="preserve">画面与操作  </w:t>
       </w:r>
       <w:r>
-        <w:t>原文与修订区重新进入中央视野。先让学生完成修订；根据其证据，再点亮“挡着”“少挨了几下”“为了爱”等相应词语。小茨冈在边缘保持挡在孩子身前的保护姿态，暖光只照亮两人的联系，环境阴影仍然存在。</w:t>
+        <w:t>原文与修订区重新进入中央视野。学生在阅读本写赞美；根据其证据，可点亮“挡着”“少挨了几下”“为了爱”等词语。小茨冈保持保护姿态，暖光照亮两人的联系，环境阴影仍在。讲述与作答完成后，按下一步或“留下这次修订”，以笔迹短线与印记表示完成，不展示预设赞美；再按下一步才揭示后半问句。</w:t>
       </w:r>
     </w:p>
     <w:p>
@@ -4102,7 +4102,7 @@
         <w:t xml:space="preserve">画面与操作  </w:t>
       </w:r>
       <w:r>
-        <w:t>日记文字在中央纸面稳定显示。教师按学生指认突出相应愿望，骑车、跳舞、吹口哨等在文字周围以玻璃上的轻淡剪影作短暂回应，随后停住；这些是愿望，安妮仍在室内，不真的跨出窗。</w:t>
+        <w:t>日记文字先在中央纸面稳定显示，教师可按学生指认突出愿望。静读、朗读与两次指认完成后，按下一步展开骑车、跳舞、吹口哨的轻淡剪影，随后讲“我们刚刚看见的那些活动，现在只映在玻璃上”。剪影短暂运动后停住；这些是愿望，安妮仍在室内。讲述结束再按下一步，进入限制处境的追问。</w:t>
       </w:r>
     </w:p>
     <w:p>
@@ -4411,7 +4411,7 @@
         <w:t xml:space="preserve">画面与操作  </w:t>
       </w:r>
       <w:r>
-        <w:t>镜头落到两组主张的空白记录区。教师输入学生实际提出的条件与简短证据，不自动填入“安全”“爱”等预设答案。关键词可以随发言修改；不按立场打分，文字周围保持稳定留白。</w:t>
+        <w:t>镜头落到两组主张与日常补充的空白记录区。第一组讲完后按下一步，用笔迹同时留下主张与证据的完成痕迹；第二组讲完后再按下一步留下第二组；日常生活补充与圈改完成后，再按下一步留下补充。三步均只显示象征笔迹，不要求教师输入、不代写实际发言，也不预填结论或评分。学生仍在纸上修改主张。讲完转场指令后再按下一步，进入作者回望。</w:t>
       </w:r>
     </w:p>
     <w:p>
@@ -4677,7 +4677,7 @@
         <w:t xml:space="preserve">画面与操作  </w:t>
       </w:r>
       <w:r>
-        <w:t>镜头进入房间，两只透明泡泡里已经可见真实资料照片，小人留在一旁。教师点击亚门的泡泡，镜头沿所选泡泡进入第一份资料；也可按下一幕顺序展开。</w:t>
+        <w:t>镜头进入房间，透明记忆保持封存，小人留在一旁；此时不提前显示两张新闻照片。教师说完本句后按下一步，镜头沿记忆进入亚门资料，照片与报道随进入该幕展开。</w:t>
       </w:r>
     </w:p>
     <w:p>
@@ -4746,7 +4746,7 @@
         <w:t xml:space="preserve">画面与操作  </w:t>
       </w:r>
       <w:r>
-        <w:t>镜头从第一只泡泡平稳来到居中的阅读空间，亚门的照片与文字落定后停止移动。图像保持纪实原貌，教师讲述时不叠加虚构年龄或人物对白。看清后按下一步进入瓦尔瓦拉。</w:t>
+        <w:t>进入本幕时，亚门的照片与报道从记忆中展开，在居中阅读空间落定并停止移动。图像保持纪实原貌，不叠加虚构年龄或人物对白。讲完本句后按下一步，将资料收回透明泡泡；再按下一步才进入并展开瓦尔瓦拉资料。</w:t>
       </w:r>
     </w:p>
     <w:p>
@@ -4830,7 +4830,7 @@
         <w:t xml:space="preserve">画面与操作  </w:t>
       </w:r>
       <w:r>
-        <w:t>镜头移向第二份资料，瓦尔瓦拉的文字居中呈现，母女照片辅助识别人。照片本身不是烛光场景；烛光阅读、停电与寒冷来自报道文字，教师结合正文讲述。照片与文字落定后保持静止。</w:t>
+        <w:t>进入本幕时，瓦尔瓦拉的报道与母女照片展开，落定后保持静止。照片本身不是烛光场景；烛光阅读、停电与寒冷来自报道文字，教师结合正文讲述。讲完本句后按下一步，将资料收回透明泡泡；再按下一步回到安静房间，准备处境汇聚。</w:t>
       </w:r>
     </w:p>
     <w:p>
@@ -4914,7 +4914,7 @@
         <w:t xml:space="preserve">画面与操作  </w:t>
       </w:r>
       <w:r>
-        <w:t>镜头回到房间，泡泡中的图像保留并退到边缘。灰影向室内逼近，木梁和边界压缩可活动的空间，小人收肩、停步。中央问句保持可读，动作约6秒后停住；压力来自处境，不是把儿童照片砸到小人身上。</w:t>
+        <w:t>进入本幕先停在安静房间。讲到“房间一点点变窄”，按下一步，让《童年》、安妮与两份现实材料的记忆同时汇聚，随后灰影逼近、木梁与边界压缩空间，小人收肩停步。中央问句保持可读，整段动作约6秒后停住；压力来自处境，不将儿童照片砸向人物。说完其余旁白、保留短暂停顿后，再按下一步进入日常连接。</w:t>
       </w:r>
     </w:p>
     <w:p>
@@ -5153,7 +5153,7 @@
         <w:t xml:space="preserve">画面与操作  </w:t>
       </w:r>
       <w:r>
-        <w:t>确认90秒书写结束后推进，镜头回到房间。成年人双手进入画面，共同支撑木梁；房间只缓缓恢复一点空间，边缘仍留阴影。动作约6秒，不把所有困难瞬间消除。</w:t>
+        <w:t>确认90秒书写结束后推进，镜头回到房间，支撑动作随入幕自动开始。成年人双手共同支撑木梁；房间只缓缓恢复一点空间，边缘仍留阴影。动作约6秒，与本句旁白同步，不把所有困难瞬间消除。</w:t>
       </w:r>
     </w:p>
     <w:p>
@@ -5222,7 +5222,7 @@
         <w:t xml:space="preserve">画面与操作  </w:t>
       </w:r>
       <w:r>
-        <w:t>镜头回到最初的书桌，一支铅笔缓缓滑向桌边，被伸来的手接住。小人仍在桌前，窗外留有明暗交接的远景。原结语在中央留白处出现后停住，保留最后的安静。</w:t>
+        <w:t>镜头回到最初的书桌，接住铅笔的动作随入幕自动开始：一支铅笔缓缓滑向桌边，被伸来的手接住。小人仍在桌前，窗外留有明暗交接的远景。原结语在中央留白处出现后停住，保留最后的安静。</w:t>
       </w:r>
     </w:p>
     <w:p>

--- a/teacher_script.docx
+++ b/teacher_script.docx
@@ -25,15 +25,15 @@
         <w:snapToGrid w:val="0"/>
       </w:pPr>
       <w:r>
-        <w:t>六年级  40分钟  课堂问答  阅读游戏  一次小组探究</w:t>
-      </w:r>
-    </w:p>
-    <w:p>
-      <w:pPr>
-        <w:snapToGrid w:val="0"/>
-      </w:pPr>
-      <w:r>
-        <w:t>本稿与网页课件的40个场景一一对应。教师沿着镜头讲述、停住、回读与推进；学生仍按原课程完成初判、证据阅读、三关阅读卡修复、小组主张和退出卡。开场与结语的视觉内容嵌入教师讲解，不增加课堂活动。文字进入阅读区域后，镜头与点缀保持安静。</w:t>
+        <w:t>六年级  完整阅读版约42分30秒  课堂问答  阅读游戏  一次小组探究</w:t>
+      </w:r>
+    </w:p>
+    <w:p>
+      <w:pPr>
+        <w:snapToGrid w:val="0"/>
+      </w:pPr>
+      <w:r>
+        <w:t>本稿与网页40幕对应，保留初判、证据阅读、三关修复、小组主张和退出卡。安妮新增五页阅读，两份现实报道各两页；教师待学生读完再推进。开场与结语嵌入讲述，阅读时镜头与点缀保持安静。</w:t>
       </w:r>
     </w:p>
     <w:p>
@@ -58,7 +58,8 @@
         <w:t xml:space="preserve">时间底线  </w:t>
       </w:r>
       <w:r>
-        <w:t>完整保留两分钟并读、五分钟小组探究与九十秒退出卡。朗读按每分钟约200—240个汉字准备；短场景里的旁白与动作同时发生。动画走完即停住，教师决定何时继续。</w:t>
+        <w:rPr/>
+        <w:t>安妮四幕共4分钟，两份报道各90秒，全课较原版增加2分30秒。两分钟并读、五分钟探究和九十秒退出卡完整保留。先静读，再短连接，不逐句读屏；计时仅作提醒，可暂停，动画结束后停住。</w:t>
       </w:r>
     </w:p>
     <w:p>
@@ -72,7 +73,8 @@
         <w:t xml:space="preserve">资料身份  </w:t>
       </w:r>
       <w:r>
-        <w:t>学生画面省去材料编号、出处和编辑删节标记。教师页保留人物身份、译文身份、出处和日期。非连续摘录必须分成独立文字片段，不能拼成一段貌似连续的引文。</w:t>
+        <w:rPr/>
+        <w:t>《童年》原文与原有教学立意保留。新增阅读区分背景或报道整理、短引工作译文；教师资料保留人物、来源与日期。非连续引句分段显示，不与整理文字拼成连续原文。</w:t>
       </w:r>
     </w:p>
     <w:p>
@@ -91,9 +93,9 @@
         <w:tblLook w:firstColumn="1" w:firstRow="1" w:lastColumn="0" w:lastRow="0" w:noHBand="0" w:noVBand="1" w:val="04A0"/>
       </w:tblPr>
       <w:tblGrid>
-        <w:gridCol w:w="1584"/>
+        <w:gridCol w:w="1944"/>
         <w:gridCol w:w="3168"/>
-        <w:gridCol w:w="5184"/>
+        <w:gridCol w:w="4824"/>
       </w:tblGrid>
       <w:tr>
         <w:trPr>
@@ -102,7 +104,7 @@
         </w:trPr>
         <w:tc>
           <w:tcPr>
-            <w:tcW w:type="dxa" w:w="1584"/>
+            <w:tcW w:type="dxa" w:w="1944"/>
             <w:vAlign w:val="center"/>
             <w:tcBorders>
               <w:top w:val="single" w:sz="4" w:color="D9D9D9"/>
@@ -169,7 +171,7 @@
         </w:tc>
         <w:tc>
           <w:tcPr>
-            <w:tcW w:type="dxa" w:w="5184"/>
+            <w:tcW w:type="dxa" w:w="4824"/>
             <w:vAlign w:val="center"/>
             <w:tcBorders>
               <w:top w:val="single" w:sz="4" w:color="D9D9D9"/>
@@ -207,7 +209,7 @@
         </w:trPr>
         <w:tc>
           <w:tcPr>
-            <w:tcW w:type="dxa" w:w="1584"/>
+            <w:tcW w:type="dxa" w:w="1944"/>
             <w:vAlign w:val="center"/>
             <w:tcBorders>
               <w:top w:val="single" w:sz="4" w:color="D9D9D9"/>
@@ -274,7 +276,7 @@
         </w:tc>
         <w:tc>
           <w:tcPr>
-            <w:tcW w:type="dxa" w:w="5184"/>
+            <w:tcW w:type="dxa" w:w="4824"/>
             <w:vAlign w:val="center"/>
             <w:tcBorders>
               <w:top w:val="single" w:sz="4" w:color="D9D9D9"/>
@@ -312,7 +314,7 @@
         </w:trPr>
         <w:tc>
           <w:tcPr>
-            <w:tcW w:type="dxa" w:w="1584"/>
+            <w:tcW w:type="dxa" w:w="1944"/>
             <w:vAlign w:val="center"/>
             <w:tcBorders>
               <w:top w:val="single" w:sz="4" w:color="D9D9D9"/>
@@ -379,7 +381,7 @@
         </w:tc>
         <w:tc>
           <w:tcPr>
-            <w:tcW w:type="dxa" w:w="5184"/>
+            <w:tcW w:type="dxa" w:w="4824"/>
             <w:vAlign w:val="center"/>
             <w:tcBorders>
               <w:top w:val="single" w:sz="4" w:color="D9D9D9"/>
@@ -417,7 +419,7 @@
         </w:trPr>
         <w:tc>
           <w:tcPr>
-            <w:tcW w:type="dxa" w:w="1584"/>
+            <w:tcW w:type="dxa" w:w="1944"/>
             <w:vAlign w:val="center"/>
             <w:tcBorders>
               <w:top w:val="single" w:sz="4" w:color="D9D9D9"/>
@@ -484,7 +486,7 @@
         </w:tc>
         <w:tc>
           <w:tcPr>
-            <w:tcW w:type="dxa" w:w="5184"/>
+            <w:tcW w:type="dxa" w:w="4824"/>
             <w:vAlign w:val="center"/>
             <w:tcBorders>
               <w:top w:val="single" w:sz="4" w:color="D9D9D9"/>
@@ -522,7 +524,7 @@
         </w:trPr>
         <w:tc>
           <w:tcPr>
-            <w:tcW w:type="dxa" w:w="1584"/>
+            <w:tcW w:type="dxa" w:w="1944"/>
             <w:vAlign w:val="center"/>
             <w:tcBorders>
               <w:top w:val="single" w:sz="4" w:color="D9D9D9"/>
@@ -589,7 +591,7 @@
         </w:tc>
         <w:tc>
           <w:tcPr>
-            <w:tcW w:type="dxa" w:w="5184"/>
+            <w:tcW w:type="dxa" w:w="4824"/>
             <w:vAlign w:val="center"/>
             <w:tcBorders>
               <w:top w:val="single" w:sz="4" w:color="D9D9D9"/>
@@ -627,7 +629,7 @@
         </w:trPr>
         <w:tc>
           <w:tcPr>
-            <w:tcW w:type="dxa" w:w="1584"/>
+            <w:tcW w:type="dxa" w:w="1944"/>
             <w:vAlign w:val="center"/>
             <w:tcBorders>
               <w:top w:val="single" w:sz="4" w:color="D9D9D9"/>
@@ -694,7 +696,7 @@
         </w:tc>
         <w:tc>
           <w:tcPr>
-            <w:tcW w:type="dxa" w:w="5184"/>
+            <w:tcW w:type="dxa" w:w="4824"/>
             <w:vAlign w:val="center"/>
             <w:tcBorders>
               <w:top w:val="single" w:sz="4" w:color="D9D9D9"/>
@@ -732,7 +734,7 @@
         </w:trPr>
         <w:tc>
           <w:tcPr>
-            <w:tcW w:type="dxa" w:w="1584"/>
+            <w:tcW w:type="dxa" w:w="1944"/>
             <w:vAlign w:val="center"/>
             <w:tcBorders>
               <w:top w:val="single" w:sz="4" w:color="D9D9D9"/>
@@ -799,7 +801,7 @@
         </w:tc>
         <w:tc>
           <w:tcPr>
-            <w:tcW w:type="dxa" w:w="5184"/>
+            <w:tcW w:type="dxa" w:w="4824"/>
             <w:vAlign w:val="center"/>
             <w:tcBorders>
               <w:top w:val="single" w:sz="4" w:color="D9D9D9"/>
@@ -826,7 +828,7 @@
               <w:rPr>
                 <w:b w:val="0"/>
               </w:rPr>
-              <w:t>安妮的处境  帮助与愿望</w:t>
+              <w:t>安妮五页阅读  帮助与愿望</w:t>
             </w:r>
           </w:p>
         </w:tc>
@@ -837,7 +839,7 @@
         </w:trPr>
         <w:tc>
           <w:tcPr>
-            <w:tcW w:type="dxa" w:w="1584"/>
+            <w:tcW w:type="dxa" w:w="1944"/>
             <w:vAlign w:val="center"/>
             <w:tcBorders>
               <w:top w:val="single" w:sz="4" w:color="D9D9D9"/>
@@ -904,7 +906,7 @@
         </w:tc>
         <w:tc>
           <w:tcPr>
-            <w:tcW w:type="dxa" w:w="5184"/>
+            <w:tcW w:type="dxa" w:w="4824"/>
             <w:vAlign w:val="center"/>
             <w:tcBorders>
               <w:top w:val="single" w:sz="4" w:color="D9D9D9"/>
@@ -942,7 +944,7 @@
         </w:trPr>
         <w:tc>
           <w:tcPr>
-            <w:tcW w:type="dxa" w:w="1584"/>
+            <w:tcW w:type="dxa" w:w="1944"/>
             <w:vAlign w:val="center"/>
             <w:tcBorders>
               <w:top w:val="single" w:sz="4" w:color="D9D9D9"/>
@@ -970,7 +972,7 @@
               <w:rPr>
                 <w:b w:val="0"/>
               </w:rPr>
-              <w:t>35—38分钟</w:t>
+              <w:t>35:00—40:30</w:t>
             </w:r>
           </w:p>
         </w:tc>
@@ -1009,7 +1011,7 @@
         </w:tc>
         <w:tc>
           <w:tcPr>
-            <w:tcW w:type="dxa" w:w="5184"/>
+            <w:tcW w:type="dxa" w:w="4824"/>
             <w:vAlign w:val="center"/>
             <w:tcBorders>
               <w:top w:val="single" w:sz="4" w:color="D9D9D9"/>
@@ -1036,7 +1038,7 @@
               <w:rPr>
                 <w:b w:val="0"/>
               </w:rPr>
-              <w:t>回到原著  修订  现实儿童  联系日常</w:t>
+              <w:t>回到原著  修订  两份报道阅读  联系日常</w:t>
             </w:r>
           </w:p>
         </w:tc>
@@ -1047,7 +1049,7 @@
         </w:trPr>
         <w:tc>
           <w:tcPr>
-            <w:tcW w:type="dxa" w:w="1584"/>
+            <w:tcW w:type="dxa" w:w="1944"/>
             <w:vAlign w:val="center"/>
             <w:tcBorders>
               <w:top w:val="single" w:sz="4" w:color="D9D9D9"/>
@@ -1075,7 +1077,7 @@
               <w:rPr>
                 <w:b w:val="0"/>
               </w:rPr>
-              <w:t>38—40分钟</w:t>
+              <w:t>40:30—42:30</w:t>
             </w:r>
           </w:p>
         </w:tc>
@@ -1114,7 +1116,7 @@
         </w:tc>
         <w:tc>
           <w:tcPr>
-            <w:tcW w:type="dxa" w:w="5184"/>
+            <w:tcW w:type="dxa" w:w="4824"/>
             <w:vAlign w:val="center"/>
             <w:tcBorders>
               <w:top w:val="single" w:sz="4" w:color="D9D9D9"/>
@@ -1320,7 +1322,7 @@
               <w:rPr>
                 <w:b w:val="0"/>
               </w:rPr>
-              <w:t>先完成本幕步骤，再进入下一幕</w:t>
+              <w:t>先看下一页或本幕步骤，再换幕</w:t>
             </w:r>
           </w:p>
         </w:tc>
@@ -1392,7 +1394,7 @@
               <w:rPr>
                 <w:b w:val="0"/>
               </w:rPr>
-              <w:t>先退回本幕步骤，再返回上一幕</w:t>
+              <w:t>先退回本幕步骤或阅读页</w:t>
             </w:r>
           </w:p>
         </w:tc>
@@ -1849,7 +1851,7 @@
         <w:snapToGrid w:val="0"/>
       </w:pPr>
       <w:r>
-        <w:t>教师备注和资料供备课使用；若N面板会投到学生屏幕，请课前查看，课堂使用本稿或独立设备。所有下一步入口规则相同：先完成本幕的记录、展开或收回步骤，再进入下一幕；全屏空白左键与右键也相同。按钮、关键词、选中文字及面板保留各自操作；普通窗口空白点击不推进。回访已完成记录幕保留笔迹；上一可逐步撤回本幕步骤，R清本幕象征笔迹并从初始步骤重演，关键词与箭头保留。目录可清空整节状态，不恢复旧版输入内容。同幕步骤不重置计时，资料不按倒计时自动开关，也不识别语音。浏览器不支持页面全屏时会进入专注模式，点击规则相同，可再按F11隐藏浏览器边框。</w:t>
+        <w:t>教师备注和来源供备课使用；若N面板会投到学生屏幕，课堂请使用本稿或独立设备。下一步先进入本幕下一阅读页，末页再执行记录、剪影或资料收回，全部完成后才换幕；全屏空白左键与右键规则相同。按钮、关键词、选中文字及面板保留各自操作，普通窗口空白点击不推进。回访保留已完成笔迹；上一先退回本幕步骤或阅读页，R从本幕第一页重演并清本幕笔迹，关键词与箭头保留。目录可清空整节状态。同幕换页不重置计时，阅读计时仅作可选提醒，可暂停并无限停留；资料不自动开关，也不识别语音。浏览器不支持页面全屏时会进入专注模式，点击规则相同，可再按F11隐藏浏览器边框。</w:t>
       </w:r>
     </w:p>
     <w:p>
@@ -1934,7 +1936,7 @@
         <w:t xml:space="preserve">停留安排  </w:t>
       </w:r>
       <w:r>
-        <w:t>课前准备，不占40分钟。画面可以停留；不提前展示三个问题的结论。</w:t>
+        <w:t>课前准备，不占42分30秒。画面可以停留；不提前展示三个问题的结论。</w:t>
       </w:r>
     </w:p>
     <w:p>
@@ -2682,7 +2684,7 @@
         <w:t xml:space="preserve">画面与操作  </w:t>
       </w:r>
       <w:r>
-        <w:t>进入本幕时，画作从书页中展开，先停在完整原画上。教师可选择肩背或纤绳，让局部缓慢放大并停稳，也可回到全图。讲完“把目光接回他的讲述”，按下一步将画作收回书页；再按下一步进入外祖父的原文。不得改变画中人物动作，也不把某一位纤夫标成外祖父。</w:t>
+        <w:t>进入本幕时，以全屏画面展示原画，保留完整构图。教师可选择肩背或纤绳，让局部缓慢放大并停稳，也可回到全图。讲完“把目光接回他的讲述”，按下一步将画作收回书页；再按下一步进入外祖父的原文。不得改变画中人物动作，也不把某一位纤夫标成外祖父。</w:t>
       </w:r>
     </w:p>
     <w:p>
@@ -3891,7 +3893,7 @@
         <w:snapToGrid w:val="0"/>
       </w:pPr>
       <w:r>
-        <w:t>定位 annecontext    用时 23:00—23:35</w:t>
+        <w:t>定位 annecontext    用时 23:00—24:00</w:t>
       </w:r>
     </w:p>
     <w:p>
@@ -3907,12 +3909,15 @@
       </w:r>
     </w:p>
     <w:p>
-      <w:pPr>
-        <w:keepNext/>
-        <w:snapToGrid w:val="0"/>
-      </w:pPr>
-      <w:r>
-        <w:t>这位少女叫安妮·弗兰克。第二次世界大战期间，纳粹迫害犹太人。为了躲避迫害，她和家人在荷兰阿姆斯特丹藏匿起来。窗外仍有街道和日常生活，可对藏身的人来说，走出去意味着危险。请先记住这个处境，再读她的文字。</w:t>
+      <w:pPr/>
+      <w:r>
+        <w:t>请静读两页，留意藏身生活的限制。</w:t>
+      </w:r>
+    </w:p>
+    <w:p>
+      <w:pPr/>
+      <w:r>
+        <w:t>再看看，帮助怎样来到房间里。</w:t>
       </w:r>
     </w:p>
     <w:p>
@@ -3927,7 +3932,7 @@
         <w:t xml:space="preserve">画面与操作  </w:t>
       </w:r>
       <w:r>
-        <w:t>镜头进入手绘藏身空间，窄窗、书与生活物件退到四周，中央留白呈现背景文字。此幕没有安妮人物动画，教师用讲述交代人物与历史处境；文字落定后保持静止。</w:t>
+        <w:t>镜头进入手绘藏身空间，阅读区先显示“窗外的街道，不能走出去”。给学生静读时间后按下一步，进入“一天，从保持安静开始”；两页落定后均保持静止。读完第二页，教师只说一句连接，再按下一步进入帮助。背景整理与安妮短引文分开呈现，不将背景当作日记原文。</w:t>
       </w:r>
     </w:p>
     <w:p>
@@ -3942,7 +3947,7 @@
         <w:t xml:space="preserve">停留安排  </w:t>
       </w:r>
       <w:r>
-        <w:t>35秒，背景与人物关系一次交代清楚；不增加战争历史问答，不补述遇害结局。</w:t>
+        <w:t>60秒：两页各约25秒独立静读，余下约10秒用于指令、短连接与推进。教师不逐句读屏，不增加历史问答，不补述遇害结局。</w:t>
       </w:r>
     </w:p>
     <w:p>
@@ -3975,7 +3980,7 @@
         <w:snapToGrid w:val="0"/>
       </w:pPr>
       <w:r>
-        <w:t>定位 annehelp    用时 23:35—24:00</w:t>
+        <w:t>定位 annehelp    用时 24:00—24:40</w:t>
       </w:r>
     </w:p>
     <w:p>
@@ -3991,12 +3996,15 @@
       </w:r>
     </w:p>
     <w:p>
-      <w:pPr>
-        <w:keepNext/>
-        <w:snapToGrid w:val="0"/>
-      </w:pPr>
-      <w:r>
-        <w:t>他们并不孤立无援。帮助者把食物、衣物和书报送进来，让生活能够继续。这些人冒着风险关心他们，善意有了具体的重量。可是，送进房间的帮助，还不能让迫害停止。</w:t>
+      <w:pPr/>
+      <w:r>
+        <w:t>请静读，找出帮助者做了什么。</w:t>
+      </w:r>
+    </w:p>
+    <w:p>
+      <w:pPr/>
+      <w:r>
+        <w:t>这些帮助支持了生活，窗外仍有危险。</w:t>
       </w:r>
     </w:p>
     <w:p>
@@ -4011,7 +4019,7 @@
         <w:t xml:space="preserve">画面与操作  </w:t>
       </w:r>
       <w:r>
-        <w:t>手绘食物包裹、衣物与书报依次轻轻落定，旁边保留清楚的文字名称，动作总长不超过6秒。窄窗仍在背景，中央文字说明帮助的价值与仍然缺少的自由，随后画面停住。</w:t>
+        <w:t>显示一页“帮助，怎样来到房间里”，食物、衣物与书报在页边依次落定，动作总长不超过6秒。学生阅读背景整理时，正文与镜头保持静止。读完后教师说一句连接，按下一步进入愿望阅读。</w:t>
       </w:r>
     </w:p>
     <w:p>
@@ -4026,7 +4034,7 @@
         <w:t xml:space="preserve">停留安排  </w:t>
       </w:r>
       <w:r>
-        <w:t>25秒。承认帮助的实际价值，再进入愿望；不把帮助者设成已经解决一切的英雄。</w:t>
+        <w:t>40秒：约30秒独立静读，约10秒用于指令、一句连接和推进。不把帮助者设成已经解决一切的英雄。</w:t>
       </w:r>
     </w:p>
     <w:p>
@@ -4043,7 +4051,7 @@
         <w:snapToGrid w:val="0"/>
       </w:pPr>
       <w:r>
-        <w:t>定位 annewish    用时 24:00—25:50</w:t>
+        <w:t>定位 annewish    用时 24:40—26:10</w:t>
       </w:r>
     </w:p>
     <w:p>
@@ -4059,35 +4067,15 @@
       </w:r>
     </w:p>
     <w:p>
-      <w:pPr>
-        <w:snapToGrid w:val="0"/>
-      </w:pPr>
-      <w:r>
-        <w:t>1943年12月24日，安妮写下这些愿望。请安静读一读，她渴望做哪些普通的事？</w:t>
-      </w:r>
-    </w:p>
-    <w:p>
-      <w:pPr>
-        <w:snapToGrid w:val="0"/>
-      </w:pPr>
-      <w:r>
-        <w:t>请一位同学读给大家听。其他同学圈出其中一项，你平时也可能做的事。</w:t>
-      </w:r>
-    </w:p>
-    <w:p>
-      <w:pPr>
-        <w:snapToGrid w:val="0"/>
-      </w:pPr>
-      <w:r>
-        <w:t>再请两位同学各指出一项。先说文字，不急着判断她是不是幸福。</w:t>
-      </w:r>
-    </w:p>
-    <w:p>
-      <w:pPr>
-        <w:snapToGrid w:val="0"/>
-      </w:pPr>
-      <w:r>
-        <w:t>我们刚刚看见的那些活动，现在只映在玻璃上。对安妮来说，它们还没有成为能够走进去的生活。请把这些普通愿望，和我们刚才知道的处境放在一起。</w:t>
+      <w:pPr/>
+      <w:r>
+        <w:t>请静读两页，圈出一个普通愿望。</w:t>
+      </w:r>
+    </w:p>
+    <w:p>
+      <w:pPr/>
+      <w:r>
+        <w:t>窗外的日常，仍是她难以实现的愿望。</w:t>
       </w:r>
     </w:p>
     <w:p>
@@ -4102,7 +4090,7 @@
         <w:t xml:space="preserve">画面与操作  </w:t>
       </w:r>
       <w:r>
-        <w:t>日记文字先在中央纸面稳定显示，教师可按学生指认突出愿望。静读、朗读与两次指认完成后，按下一步展开骑车、跳舞、吹口哨的轻淡剪影，随后讲“我们刚刚看见的那些活动，现在只映在玻璃上”。剪影短暂运动后停住；这些是愿望，安妮仍在室内。讲述结束再按下一步，进入限制处境的追问。</w:t>
+        <w:t>先显示“安静，并不总是安宁”，静读后按下一步，进入1943年12月24日的愿望短引。学生读完并指认一项愿望后，教师可点亮对应词语；再按下一步才展开骑车、跳舞、吹口哨的玻璃剪影。随后说连接句，剪影短暂运动后停住，安妮仍在室内。再按下一步进入限制处境的追问。</w:t>
       </w:r>
     </w:p>
     <w:p>
@@ -4117,7 +4105,7 @@
         <w:t xml:space="preserve">停留安排  </w:t>
       </w:r>
       <w:r>
-        <w:t>110秒：静读约20秒，一人朗读约15秒，两人各用约12秒指认，教师讲述及停顿合计约50秒。</w:t>
+        <w:t>90秒：第一页约40秒、第二页约30秒静读与圈画，一人约8秒指认愿望，其余约12秒用于短指令、剪影回应与连接。不逐句读屏。</w:t>
       </w:r>
     </w:p>
     <w:p>
@@ -4158,7 +4146,7 @@
         <w:snapToGrid w:val="0"/>
       </w:pPr>
       <w:r>
-        <w:t>定位 annetwist    用时 25:50—27:00</w:t>
+        <w:t>定位 annetwist    用时 26:10—27:00</w:t>
       </w:r>
     </w:p>
     <w:p>
@@ -4174,19 +4162,15 @@
       </w:r>
     </w:p>
     <w:p>
-      <w:pPr>
-        <w:snapToGrid w:val="0"/>
-      </w:pPr>
-      <w:r>
-        <w:t>有人爱她，也有人帮助她，为什么她连骑车、吹口哨，都只能写成愿望？</w:t>
-      </w:r>
-    </w:p>
-    <w:p>
-      <w:pPr>
-        <w:snapToGrid w:val="0"/>
-      </w:pPr>
-      <w:r>
-        <w:t>现在，把小茨冈的保护与安妮的愿望放在一起。幸福的童年，最不能缺少什么？请小组先说孩子已经得到什么，再说仍缺什么，用《童年》和安妮材料各一处证据，形成一项主张。选一项优先论证，不表示别的需要就可以取消。两人分别查两份证据，一人质疑，一人记录并发言，五分钟后交流。</w:t>
+      <w:pPr/>
+      <w:r>
+        <w:t>有人爱她、帮助她，为什么这些普通愿望仍难以实现？</w:t>
+      </w:r>
+    </w:p>
+    <w:p>
+      <w:pPr/>
+      <w:r>
+        <w:t>请小组提出一项最不能缺少的条件：先说孩子得到什么、仍缺什么，再用《童年》和安妮材料各一处证据支持。选一项论证，不表示取消其他需要。两人查证据，一人质疑，一人记录发言，五分钟后交流。</w:t>
       </w:r>
     </w:p>
     <w:p>
@@ -4216,7 +4200,7 @@
         <w:t xml:space="preserve">停留安排  </w:t>
       </w:r>
       <w:r>
-        <w:t>70秒：第一问后静候5—8秒；其余用于任务说明、看清分工和前后相邻座位转向，不在此处先展开讨论。</w:t>
+        <w:t>50秒：第一问后静候约5秒，其余用于任务、分工与相邻座位转向。不在此处提前讨论；27:00进入下一幕后才开始完整五分钟计时。</w:t>
       </w:r>
     </w:p>
     <w:p>
@@ -4710,7 +4694,7 @@
         <w:snapToGrid w:val="0"/>
       </w:pPr>
       <w:r>
-        <w:t>定位 yamen    用时 36:35—36:50</w:t>
+        <w:t>定位 yamen    用时 36:35—38:05</w:t>
       </w:r>
     </w:p>
     <w:p>
@@ -4726,12 +4710,15 @@
       </w:r>
     </w:p>
     <w:p>
-      <w:pPr>
-        <w:keepNext/>
-        <w:snapToGrid w:val="0"/>
-      </w:pPr>
-      <w:r>
-        <w:t>2024年9月10日的报道里，亚门的妈妈尽力教他功课。可他还要取水、拾柴，仍需要学校和同伴。</w:t>
+      <w:pPr/>
+      <w:r>
+        <w:t>请静读这份2024年9月10日的报道，留意家庭支持和学校的作用。</w:t>
+      </w:r>
+    </w:p>
+    <w:p>
+      <w:pPr/>
+      <w:r>
+        <w:t>妈妈的帮助真实存在，孩子仍需要学校与同伴。</w:t>
       </w:r>
     </w:p>
     <w:p>
@@ -4746,7 +4733,7 @@
         <w:t xml:space="preserve">画面与操作  </w:t>
       </w:r>
       <w:r>
-        <w:t>进入本幕时，亚门的照片与报道从记忆中展开，在居中阅读空间落定并停止移动。图像保持纪实原貌，不叠加虚构年龄或人物对白。讲完本句后按下一步，将资料收回透明泡泡；再按下一步才进入并展开瓦尔瓦拉资料。</w:t>
+        <w:t>进入本幕时展开亚门照片与第一页“他想回到学校”，落定后静读。按下一步进入“有人教他，学校仍然重要”；采访短引与报道整理分别显示。读完第二页，教师说一句连接，再按下一步将资料收回泡泡；再按才进入瓦尔瓦拉。照片保持纪实原貌，图中成人是父亲，不补写年龄或虚构对白。</w:t>
       </w:r>
     </w:p>
     <w:p>
@@ -4761,7 +4748,7 @@
         <w:t xml:space="preserve">停留安排  </w:t>
       </w:r>
       <w:r>
-        <w:t>15秒。只讲一个明确区别：家人的支持确实存在，学校与同伴仍然重要。屏幕不增加资料问答。</w:t>
+        <w:t>90秒：两页各约35秒独立静读，余下20秒用于简短指令、一句连接与收回。教师不逐句读屏，不增加资料问答。</w:t>
       </w:r>
     </w:p>
     <w:p>
@@ -4794,7 +4781,7 @@
         <w:snapToGrid w:val="0"/>
       </w:pPr>
       <w:r>
-        <w:t>定位 varvara    用时 36:50—37:05</w:t>
+        <w:t>定位 varvara    用时 38:05—39:35</w:t>
       </w:r>
     </w:p>
     <w:p>
@@ -4810,12 +4797,15 @@
       </w:r>
     </w:p>
     <w:p>
-      <w:pPr>
-        <w:keepNext/>
-        <w:snapToGrid w:val="0"/>
-      </w:pPr>
-      <w:r>
-        <w:t>2022年12月19日的报道里，七岁的瓦尔瓦拉在烛光下读书。停电、寒冷，让安稳睡觉也变得困难。</w:t>
+      <w:pPr/>
+      <w:r>
+        <w:t>请静读这份2022年12月19日的报道，瓦尔瓦拉当时七岁。</w:t>
+      </w:r>
+    </w:p>
+    <w:p>
+      <w:pPr/>
+      <w:r>
+        <w:t>母亲点亮蜡烛，孩子仍需要温暖、安全和安稳的夜晚。</w:t>
       </w:r>
     </w:p>
     <w:p>
@@ -4830,7 +4820,7 @@
         <w:t xml:space="preserve">画面与操作  </w:t>
       </w:r>
       <w:r>
-        <w:t>进入本幕时，瓦尔瓦拉的报道与母女照片展开，落定后保持静止。照片本身不是烛光场景；烛光阅读、停电与寒冷来自报道文字，教师结合正文讲述。讲完本句后按下一步，将资料收回透明泡泡；再按下一步回到安静房间，准备处境汇聚。</w:t>
+        <w:t>进入本幕时展开母女照片与第一页“妈妈点亮了蜡烛”，落定后静读。按下一步进入“她还需要一个安稳的夜晚”；采访短引与报道整理分别显示。照片本身不是烛光阅读现场。读完第二页，教师说一句连接，再按下一步将资料收回泡泡；再按才回到安静房间，准备记忆汇聚。</w:t>
       </w:r>
     </w:p>
     <w:p>
@@ -4845,7 +4835,7 @@
         <w:t xml:space="preserve">停留安排  </w:t>
       </w:r>
       <w:r>
-        <w:t>15秒。“七岁”指报道当时的年龄；不当作她现在的年龄，也不虚构她说过的话。</w:t>
+        <w:t>90秒：两页各约35秒独立静读，余下20秒用于简短指令、一句连接与收回。“七岁”是报道时的年龄，不当作现在的年龄。</w:t>
       </w:r>
     </w:p>
     <w:p>
@@ -4878,7 +4868,7 @@
         <w:snapToGrid w:val="0"/>
       </w:pPr>
       <w:r>
-        <w:t>定位 pressure    用时 37:05—37:30</w:t>
+        <w:t>定位 pressure    用时 39:35—40:00</w:t>
       </w:r>
     </w:p>
     <w:p>
@@ -4962,7 +4952,7 @@
         <w:snapToGrid w:val="0"/>
       </w:pPr>
       <w:r>
-        <w:t>定位 daily    用时 37:30—38:00</w:t>
+        <w:t>定位 daily    用时 40:00—40:30</w:t>
       </w:r>
     </w:p>
     <w:p>
@@ -4998,7 +4988,7 @@
         <w:t xml:space="preserve">画面与操作  </w:t>
       </w:r>
       <w:r>
-        <w:t>镜头平稳回到书桌，纸面中央呈现两个日常例子与联系生活的提问，周围点缀停住。退出卡三个句式在下一幕才出现；教师可以在本幕先口述写作指令，并在38:00前讲完。</w:t>
+        <w:t>镜头平稳回到书桌，纸面中央呈现两个日常例子与联系生活的提问，周围点缀停住。退出卡三个句式在下一幕才出现；教师可以在本幕先口述写作指令，并在40:30前讲完。</w:t>
       </w:r>
     </w:p>
     <w:p>
@@ -5054,7 +5044,7 @@
         <w:snapToGrid w:val="0"/>
       </w:pPr>
       <w:r>
-        <w:t>定位 exit    用时 38:00—39:30</w:t>
+        <w:t>定位 exit    用时 40:30—42:00</w:t>
       </w:r>
     </w:p>
     <w:p>
@@ -5099,7 +5089,7 @@
         <w:t xml:space="preserve">停留安排  </w:t>
       </w:r>
       <w:r>
-        <w:t>38:00—39:30完整90秒独立书写。教师保持安静，不补讲、不要求临时展示。学生写完可自行检查：判断、原著证据、日常体现是否都有。</w:t>
+        <w:t>40:30—42:00完整90秒独立书写。教师保持安静，不补讲、不要求临时展示。学生写完可自行检查：判断、原著证据、日常体现是否都有。</w:t>
       </w:r>
     </w:p>
     <w:p>
@@ -5117,7 +5107,7 @@
         <w:snapToGrid w:val="0"/>
       </w:pPr>
       <w:r>
-        <w:t>定位 support    用时 39:30—39:38</w:t>
+        <w:t>定位 support    用时 42:00—42:08</w:t>
       </w:r>
     </w:p>
     <w:p>
@@ -5186,7 +5176,7 @@
         <w:snapToGrid w:val="0"/>
       </w:pPr>
       <w:r>
-        <w:t>定位 ending    用时 39:38—39:52</w:t>
+        <w:t>定位 ending    用时 42:08—42:22</w:t>
       </w:r>
     </w:p>
     <w:p>
@@ -5255,7 +5245,7 @@
         <w:snapToGrid w:val="0"/>
       </w:pPr>
       <w:r>
-        <w:t>定位 homework    用时 39:52—40:00</w:t>
+        <w:t>定位 homework    用时 42:22—42:30</w:t>
       </w:r>
     </w:p>
     <w:p>
@@ -5859,20 +5849,42 @@
         <w:pStyle w:val="Heading2"/>
       </w:pPr>
       <w:r>
-        <w:t>安妮的处境与日记短句</w:t>
-      </w:r>
-    </w:p>
-    <w:p>
-      <w:pPr>
-        <w:snapToGrid w:val="0"/>
-      </w:pPr>
-      <w:r>
-        <w:t>第二次世界大战期间，犹太女孩安妮·弗兰克为躲避纳粹迫害在荷兰阿姆斯特丹藏匿。1942—1944年，八名藏匿者依靠六位帮助者得到食物、衣物、书籍、杂志和报纸。这些帮助支持了生活，迫害仍使自由出行危险。不要加入原教案未使用的遇害结局。</w:t>
-      </w:r>
-    </w:p>
-    <w:p>
-      <w:pPr>
-        <w:snapToGrid w:val="0"/>
+        <w:t>扩展阅读文字与资料身份</w:t>
+      </w:r>
+    </w:p>
+    <w:p>
+      <w:pPr/>
+      <w:r>
+        <w:t>以下逐页列出网页新增阅读文字。无引号的背景与报道整理帮助学生理解处境；标明说话者的短引为课堂工作译文，不冒充某一中文出版译本或报道全文。各页保持原有段落边界，阅读提示由教师编写。</w:t>
+      </w:r>
+    </w:p>
+    <w:p>
+      <w:pPr/>
+      <w:r>
+        <w:t>与《童年》并读，比较的是孩子得到的支持和仍然需要的生活条件。家庭暴力与纳粹迫害的成因不同；现实报道也不能被说成今天的即时近况。</w:t>
+      </w:r>
+    </w:p>
+    <w:p>
+      <w:pPr>
+        <w:pStyle w:val="Heading2"/>
+        <w:keepNext/>
+      </w:pPr>
+      <w:r>
+        <w:t>安妮藏身生活</w:t>
+      </w:r>
+    </w:p>
+    <w:p>
+      <w:pPr>
+        <w:pStyle w:val="Heading3"/>
+        <w:keepNext/>
+      </w:pPr>
+      <w:r>
+        <w:t>第1页 窗外的街道不能走出去</w:t>
+      </w:r>
+    </w:p>
+    <w:p>
+      <w:pPr>
+        <w:keepNext/>
       </w:pPr>
       <w:r>
         <w:rPr>
@@ -5881,159 +5893,973 @@
         <w:t xml:space="preserve">文字身份  </w:t>
       </w:r>
       <w:r>
-        <w:t>日记日期  1943年12月24日。文字据安妮之家教学资料所引英文自译，属于课堂工作译文，不冒充某一中文出版译本。屏幕所示为截取片段，不代表整篇日记或完整原句；末尾句号只用于阅读显示。</w:t>
-      </w:r>
-    </w:p>
-    <w:p>
-      <w:pPr>
-        <w:snapToGrid w:val="0"/>
-      </w:pPr>
-      <w:r>
-        <w:t>我渴望骑车、跳舞、吹口哨，看看世界，感受青春，知道自己是自由的。</w:t>
-      </w:r>
-    </w:p>
-    <w:p>
+        <w:t>背景阅读</w:t>
+      </w:r>
+    </w:p>
+    <w:p>
+      <w:pPr/>
+      <w:r>
+        <w:t>第二次世界大战期间，犹太女孩安妮·弗兰克为了躲避纳粹迫害，和家人在荷兰阿姆斯特丹藏匿。1942年至1944年，包括安妮一家在内的八个人，依靠帮助者维持藏身生活。</w:t>
+      </w:r>
+    </w:p>
+    <w:p>
+      <w:pPr>
+        <w:keepNext/>
+      </w:pPr>
+      <w:r>
+        <w:t>食物、衣物和书报需要从外面送进来。窗外仍有街道和人们的日常生活，但躲藏的人不能像从前那样出门。屋内有人陪伴，并不意味着屋外已经安全。</w:t>
+      </w:r>
+    </w:p>
+    <w:p>
+      <w:pPr>
+        <w:keepLines/>
+      </w:pPr>
+      <w:r>
+        <w:rPr>
+          <w:b/>
+          <w:sz w:val="20"/>
+        </w:rPr>
+        <w:t xml:space="preserve">本页来源  </w:t>
+      </w:r>
+      <w:r>
+        <w:rPr>
+          <w:sz w:val="20"/>
+        </w:rPr>
+        <w:t>The main characters</w:t>
+      </w:r>
+    </w:p>
+    <w:p>
+      <w:pPr>
+        <w:pStyle w:val="Heading3"/>
+        <w:keepNext/>
+      </w:pPr>
+      <w:r>
+        <w:t>第2页 一天从保持安静开始</w:t>
+      </w:r>
+    </w:p>
+    <w:p>
+      <w:pPr>
+        <w:keepNext/>
+      </w:pPr>
+      <w:r>
+        <w:rPr>
+          <w:b/>
+        </w:rPr>
+        <w:t xml:space="preserve">文字身份  </w:t>
+      </w:r>
+      <w:r>
+        <w:t>背景阅读 · 安妮的短引文</w:t>
+      </w:r>
+    </w:p>
+    <w:p>
+      <w:pPr/>
+      <w:r>
+        <w:t>上午八点半，楼下仓库的工人开始工作，知情的办公室帮助者还没有到。躲藏的人必须格外小心，因为楼下的人不知道他们就在头顶。</w:t>
+      </w:r>
+    </w:p>
+    <w:p>
+      <w:pPr/>
+      <w:r>
+        <w:t>安妮写下的话（短引工作译文）：“一滴水也不能放，不能上厕所，不能走动，一切都要安静。”</w:t>
+      </w:r>
+    </w:p>
+    <w:p>
+      <w:pPr>
+        <w:keepNext/>
+      </w:pPr>
+      <w:r>
+        <w:t>九点以后，帮助者来到办公室，藏匿者仍要轻声活动。阅读和学习占据了上午的许多时间。等到天黑，窗户还必须遮严，屋里再次安静下来。</w:t>
+      </w:r>
+    </w:p>
+    <w:p>
+      <w:pPr>
+        <w:keepLines/>
+      </w:pPr>
+      <w:r>
+        <w:rPr>
+          <w:b/>
+          <w:sz w:val="20"/>
+        </w:rPr>
+        <w:t xml:space="preserve">本页来源  </w:t>
+      </w:r>
+      <w:r>
+        <w:rPr>
+          <w:sz w:val="20"/>
+        </w:rPr>
+        <w:t>A typical day in the Secret Annex；The Secret Annex — When the people in hiding had to be quiet, Otto Frank read Dickens</w:t>
+      </w:r>
+    </w:p>
+    <w:p>
+      <w:pPr>
+        <w:pStyle w:val="Heading2"/>
+        <w:keepNext/>
+      </w:pPr>
+      <w:r>
+        <w:t>送进来的帮助</w:t>
+      </w:r>
+    </w:p>
+    <w:p>
+      <w:pPr>
+        <w:pStyle w:val="Heading3"/>
+        <w:keepNext/>
+      </w:pPr>
+      <w:r>
+        <w:t>第1页 帮助怎样来到房间里</w:t>
+      </w:r>
+    </w:p>
+    <w:p>
+      <w:pPr>
+        <w:keepNext/>
+      </w:pPr>
+      <w:r>
+        <w:rPr>
+          <w:b/>
+        </w:rPr>
+        <w:t xml:space="preserve">文字身份  </w:t>
+      </w:r>
+      <w:r>
+        <w:t>背景阅读</w:t>
+      </w:r>
+    </w:p>
+    <w:p>
+      <w:pPr/>
+      <w:r>
+        <w:t>六位帮助者把藏身处和外面的世界联系起来。他们送来食物、衣物、书籍、杂志和报纸。每一种物品，都对应着房间里真实的生活需要。</w:t>
+      </w:r>
+    </w:p>
+    <w:p>
+      <w:pPr>
+        <w:keepNext/>
+      </w:pPr>
+      <w:r>
+        <w:t>午间，楼下的工人离开后，一些帮助者会来到藏身处，和大家一起吃午饭，带来城里的消息。帮助不只是一句安慰，也体现在反复奔走、送来物品和相聚的时间里。</w:t>
+      </w:r>
+    </w:p>
+    <w:p>
+      <w:pPr>
+        <w:keepLines/>
+      </w:pPr>
+      <w:r>
+        <w:rPr>
+          <w:b/>
+          <w:sz w:val="20"/>
+        </w:rPr>
+        <w:t xml:space="preserve">本页来源  </w:t>
+      </w:r>
+      <w:r>
+        <w:rPr>
+          <w:sz w:val="20"/>
+        </w:rPr>
+        <w:t>The main characters；A typical day in the Secret Annex</w:t>
+      </w:r>
+    </w:p>
+    <w:p>
+      <w:pPr>
+        <w:pStyle w:val="Heading2"/>
+        <w:keepNext/>
+      </w:pPr>
+      <w:r>
+        <w:t>安妮的安静与愿望</w:t>
+      </w:r>
+    </w:p>
+    <w:p>
+      <w:pPr>
+        <w:pStyle w:val="Heading3"/>
+        <w:keepNext/>
+      </w:pPr>
+      <w:r>
+        <w:t>第1页 安静并不总是安宁</w:t>
+      </w:r>
+    </w:p>
+    <w:p>
+      <w:pPr>
+        <w:keepNext/>
+      </w:pPr>
+      <w:r>
+        <w:rPr>
+          <w:b/>
+        </w:rPr>
+        <w:t xml:space="preserve">文字身份  </w:t>
+      </w:r>
+      <w:r>
+        <w:t>背景阅读 · 安妮的短引文</w:t>
+      </w:r>
+    </w:p>
+    <w:p>
+      <w:pPr/>
+      <w:r>
+        <w:t>藏身处的星期日有另一种节奏：清扫、洗衣、整理床铺，听广播，再休息。安妮却觉得星期日尤其难熬。活动仍被限制在楼里，漫长的安静不能让她忘记外面的生活。</w:t>
+      </w:r>
+    </w:p>
+    <w:p>
+      <w:pPr/>
+      <w:r>
+        <w:t>安妮心里的呼喊（短引工作译文）：“外面，新鲜的空气和笑声！”</w:t>
+      </w:r>
+    </w:p>
+    <w:p>
+      <w:pPr>
+        <w:keepNext/>
+      </w:pPr>
+      <w:r>
+        <w:t>把这样的日常放在心里，再读她写下的愿望。留意那些平常的动作：它们要在怎样的生活里，才会成为随时可以做的事？</w:t>
+      </w:r>
+    </w:p>
+    <w:p>
+      <w:pPr>
+        <w:keepLines/>
+      </w:pPr>
+      <w:r>
+        <w:rPr>
+          <w:b/>
+          <w:sz w:val="20"/>
+        </w:rPr>
+        <w:t xml:space="preserve">本页来源  </w:t>
+      </w:r>
+      <w:r>
+        <w:rPr>
+          <w:sz w:val="20"/>
+        </w:rPr>
+        <w:t>A typical day in the Secret Annex</w:t>
+      </w:r>
+    </w:p>
+    <w:p>
+      <w:pPr>
+        <w:pStyle w:val="Heading3"/>
+        <w:keepNext/>
+      </w:pPr>
+      <w:r>
+        <w:t>第2页 她渴望的是怎样的生活</w:t>
+      </w:r>
+    </w:p>
+    <w:p>
+      <w:pPr>
+        <w:keepNext/>
+      </w:pPr>
+      <w:r>
+        <w:rPr>
+          <w:b/>
+        </w:rPr>
+        <w:t xml:space="preserve">文字身份  </w:t>
+      </w:r>
+      <w:r>
+        <w:t>日记短引</w:t>
+      </w:r>
+    </w:p>
+    <w:p>
+      <w:pPr/>
+      <w:r>
+        <w:t>安妮（短引工作译文）：“我渴望骑车、跳舞、吹口哨，看看世界，感受青春，知道自己是自由的。”</w:t>
+      </w:r>
+    </w:p>
+    <w:p>
+      <w:pPr>
+        <w:keepNext/>
+      </w:pPr>
+      <w:r>
+        <w:rPr>
+          <w:b/>
+        </w:rPr>
+        <w:t xml:space="preserve">阅读提示  </w:t>
+      </w:r>
+      <w:r>
+        <w:t>读出一种普通的愿望，也读出它需要的条件。</w:t>
+      </w:r>
+    </w:p>
+    <w:p>
+      <w:pPr>
+        <w:keepLines/>
+      </w:pPr>
+      <w:r>
+        <w:rPr>
+          <w:b/>
+          <w:sz w:val="20"/>
+        </w:rPr>
+        <w:t xml:space="preserve">本页来源  </w:t>
+      </w:r>
+      <w:r>
+        <w:rPr>
+          <w:sz w:val="20"/>
+        </w:rPr>
+        <w:t>EXTRA Freedom</w:t>
+      </w:r>
+    </w:p>
+    <w:p>
+      <w:pPr>
+        <w:pStyle w:val="Heading2"/>
+        <w:keepNext/>
+      </w:pPr>
+      <w:r>
+        <w:t>亚门的学校与同伴</w:t>
+      </w:r>
+    </w:p>
+    <w:p>
+      <w:pPr>
+        <w:pStyle w:val="Heading3"/>
+        <w:keepNext/>
+      </w:pPr>
+      <w:r>
+        <w:t>第1页 他想回到学校</w:t>
+      </w:r>
+    </w:p>
+    <w:p>
+      <w:pPr>
+        <w:keepNext/>
+      </w:pPr>
+      <w:r>
+        <w:rPr>
+          <w:b/>
+        </w:rPr>
+        <w:t xml:space="preserve">文字身份  </w:t>
+      </w:r>
+      <w:r>
+        <w:t>报道阅读 · 短引文与内容整理</w:t>
+      </w:r>
+    </w:p>
+    <w:p>
+      <w:pPr/>
+      <w:r>
+        <w:t>在联合国儿童基金会这篇关于加沙的报道中，亚门仍在学习。他的母亲是一名教师，在家里教他功课。学习之外，他还要取水，收集做饭用的木柴。</w:t>
+      </w:r>
+    </w:p>
+    <w:p>
+      <w:pPr/>
+      <w:r>
+        <w:t>亚门（短引工作译文）：“我想念上学的日子，很想重新接受教育。”</w:t>
+      </w:r>
+    </w:p>
+    <w:p>
+      <w:pPr>
+        <w:keepNext/>
+      </w:pPr>
+      <w:r>
+        <w:t>亚门（短引工作译文）：“妈妈是一名教师，她在家里教我。”</w:t>
+      </w:r>
+    </w:p>
+    <w:p>
+      <w:pPr>
+        <w:keepLines/>
+      </w:pPr>
+      <w:r>
+        <w:rPr>
+          <w:b/>
+          <w:sz w:val="20"/>
+        </w:rPr>
+        <w:t xml:space="preserve">本页来源  </w:t>
+      </w:r>
+      <w:r>
+        <w:rPr>
+          <w:sz w:val="20"/>
+        </w:rPr>
+        <w:t>Hope amid the rubble – Restoring learning in the Gaza Strip</w:t>
+      </w:r>
+    </w:p>
+    <w:p>
+      <w:pPr>
+        <w:pStyle w:val="Heading3"/>
+        <w:keepNext/>
+      </w:pPr>
+      <w:r>
+        <w:t>第2页 有人教他学校仍然重要</w:t>
+      </w:r>
+    </w:p>
+    <w:p>
+      <w:pPr>
+        <w:keepNext/>
+      </w:pPr>
+      <w:r>
+        <w:rPr>
+          <w:b/>
+        </w:rPr>
+        <w:t xml:space="preserve">文字身份  </w:t>
+      </w:r>
+      <w:r>
+        <w:t>报道内容整理</w:t>
+      </w:r>
+    </w:p>
+    <w:p>
+      <w:pPr/>
+      <w:r>
+        <w:t>父亲肯定母亲为弥补孩子失学所作的努力，也指出家庭教学的局限：在合适的教室里与同伴一起学习，仍然无法被完全替代。</w:t>
+      </w:r>
+    </w:p>
+    <w:p>
+      <w:pPr/>
+      <w:r>
+        <w:t>报道还写到，一些没有被毁坏的学校被用作避难处。许多孩子的生活被取水、搬运和照顾弟妹占据；重新找到学习的地方，又可能因新的撤离而中断。</w:t>
+      </w:r>
+    </w:p>
+    <w:p>
+      <w:pPr>
+        <w:keepNext/>
+      </w:pPr>
+      <w:r>
+        <w:t>家庭和社区正在尝试恢复学习。对这些孩子来说，需要回来的不仅是课本，还有能够安稳学习、与同伴相处的日常。</w:t>
+      </w:r>
+    </w:p>
+    <w:p>
+      <w:pPr>
+        <w:keepLines/>
+      </w:pPr>
+      <w:r>
+        <w:rPr>
+          <w:b/>
+          <w:sz w:val="20"/>
+        </w:rPr>
+        <w:t xml:space="preserve">本页来源  </w:t>
+      </w:r>
+      <w:r>
+        <w:rPr>
+          <w:sz w:val="20"/>
+        </w:rPr>
+        <w:t>Hope amid the rubble – Restoring learning in the Gaza Strip</w:t>
+      </w:r>
+    </w:p>
+    <w:p>
+      <w:pPr>
+        <w:pStyle w:val="Heading2"/>
+        <w:keepNext/>
+      </w:pPr>
+      <w:r>
+        <w:t>瓦尔瓦拉的灯光与温暖</w:t>
+      </w:r>
+    </w:p>
+    <w:p>
+      <w:pPr>
+        <w:pStyle w:val="Heading3"/>
+        <w:keepNext/>
+      </w:pPr>
+      <w:r>
+        <w:t>第1页 妈妈点亮了蜡烛</w:t>
+      </w:r>
+    </w:p>
+    <w:p>
+      <w:pPr>
+        <w:keepNext/>
+      </w:pPr>
+      <w:r>
+        <w:rPr>
+          <w:b/>
+        </w:rPr>
+        <w:t xml:space="preserve">文字身份  </w:t>
+      </w:r>
+      <w:r>
+        <w:t>报道内容整理</w:t>
+      </w:r>
+    </w:p>
+    <w:p>
+      <w:pPr/>
+      <w:r>
+        <w:t>报道中的瓦尔瓦拉当时七岁，住在乌克兰布恰。停电时，母亲点起蜡烛，让她和哥哥继续读书、写作业。</w:t>
+      </w:r>
+    </w:p>
+    <w:p>
+      <w:pPr/>
+      <w:r>
+        <w:t>她喜欢的童话里，有一只害怕春天到来的狐狸。她自己却盼着冬天赶快结束：家中供暖依赖电力，战争造成的停电让房间既暗又冷。</w:t>
+      </w:r>
+    </w:p>
+    <w:p>
+      <w:pPr>
+        <w:keepNext/>
+      </w:pPr>
+      <w:r>
+        <w:t>哥哥在烛光下学习英语。母亲仍设法照顾他们，可是几支蜡烛能照亮作业本，不能恢复整栋楼的供暖。</w:t>
+      </w:r>
+    </w:p>
+    <w:p>
+      <w:pPr>
+        <w:keepLines/>
+      </w:pPr>
+      <w:r>
+        <w:rPr>
+          <w:b/>
+          <w:sz w:val="20"/>
+        </w:rPr>
+        <w:t xml:space="preserve">本页来源  </w:t>
+      </w:r>
+      <w:r>
+        <w:rPr>
+          <w:sz w:val="20"/>
+        </w:rPr>
+        <w:t>As winter bites, needs intensify for families in Ukraine</w:t>
+      </w:r>
+    </w:p>
+    <w:p>
+      <w:pPr>
+        <w:pStyle w:val="Heading3"/>
+        <w:keepNext/>
+      </w:pPr>
+      <w:r>
+        <w:t>第2页 她还需要一个安稳的夜晚</w:t>
+      </w:r>
+    </w:p>
+    <w:p>
+      <w:pPr>
+        <w:keepNext/>
+      </w:pPr>
+      <w:r>
+        <w:rPr>
+          <w:b/>
+        </w:rPr>
+        <w:t xml:space="preserve">文字身份  </w:t>
+      </w:r>
+      <w:r>
+        <w:t>报道阅读 · 短引文与内容整理</w:t>
+      </w:r>
+    </w:p>
+    <w:p>
+      <w:pPr/>
+      <w:r>
+        <w:t>瓦尔瓦拉（短引工作译文）：“没有灯光，我就睡不着。”</w:t>
+      </w:r>
+    </w:p>
+    <w:p>
+      <w:pPr/>
+      <w:r>
+        <w:t>瓦尔瓦拉（短引工作译文）：“有时我害怕走过走廊，因为那里没有灯光。”</w:t>
+      </w:r>
+    </w:p>
+    <w:p>
+      <w:pPr>
+        <w:keepNext/>
+      </w:pPr>
+      <w:r>
+        <w:t>她借助手电筒和蜡烛阅读、写作业，也用它们在家里找路。白天，学校的课程还常被防空警报打断。读书、取暖和睡觉，这些普通的事都受到战争影响。</w:t>
+      </w:r>
+    </w:p>
+    <w:p>
+      <w:pPr>
+        <w:keepLines/>
+      </w:pPr>
+      <w:r>
+        <w:rPr>
+          <w:b/>
+          <w:sz w:val="20"/>
+        </w:rPr>
+        <w:t xml:space="preserve">本页来源  </w:t>
+      </w:r>
+      <w:r>
+        <w:rPr>
+          <w:sz w:val="20"/>
+        </w:rPr>
+        <w:t>As winter bites, needs intensify for families in Ukraine</w:t>
+      </w:r>
+    </w:p>
+    <w:p>
+      <w:pPr>
+        <w:pStyle w:val="Heading2"/>
+      </w:pPr>
+      <w:r>
+        <w:t>原始来源与使用说明</w:t>
+      </w:r>
+    </w:p>
+    <w:p>
+      <w:pPr>
+        <w:pStyle w:val="Heading3"/>
+        <w:keepNext/>
+        <w:keepLines/>
+        <w:spacing w:line="320" w:lineRule="exact" w:after="60" w:before="180"/>
+      </w:pPr>
+      <w:r>
+        <w:rPr>
+          <w:sz w:val="22"/>
+        </w:rPr>
+        <w:t>Anne Frank House  The main characters</w:t>
+      </w:r>
+    </w:p>
+    <w:p>
+      <w:pPr>
+        <w:keepNext/>
+        <w:keepLines/>
+        <w:spacing w:line="320" w:lineRule="exact" w:after="60"/>
+      </w:pPr>
+      <w:r>
+        <w:rPr>
+          <w:b/>
+          <w:sz w:val="22"/>
+        </w:rPr>
+        <w:t xml:space="preserve">文字身份  </w:t>
+      </w:r>
+      <w:r>
+        <w:rPr>
+          <w:sz w:val="22"/>
+        </w:rPr>
+        <w:t>背景整理；不是安妮日记原文。八名藏匿者、六位帮助者及物品种类也见用户提供的完整教案。</w:t>
+      </w:r>
+    </w:p>
+    <w:p>
+      <w:pPr>
+        <w:keepNext w:val="0"/>
+        <w:keepLines/>
+        <w:spacing w:line="320" w:lineRule="exact" w:after="60"/>
+      </w:pPr>
+      <w:r>
+        <w:rPr>
+          <w:sz w:val="22"/>
+        </w:rPr>
+        <w:t xml:space="preserve">原始网页  </w:t>
+      </w:r>
+      <w:hyperlink r:id="rId12">
+        <w:r>
+          <w:rPr>
+            <w:color w:val="23637A"/>
+            <w:u w:val="single"/>
+            <w:sz w:val="20"/>
+          </w:rPr>
+          <w:t>https://www.annefrank.org/en/anne-frank/main-characters/</w:t>
+        </w:r>
+      </w:hyperlink>
+    </w:p>
+    <w:p>
+      <w:pPr>
+        <w:pStyle w:val="Heading3"/>
+        <w:keepNext/>
+        <w:keepLines/>
+        <w:spacing w:line="320" w:lineRule="exact" w:after="60" w:before="180"/>
+      </w:pPr>
+      <w:r>
+        <w:rPr>
+          <w:sz w:val="22"/>
+        </w:rPr>
+        <w:t>Anne Frank House  A typical day in the Secret Annex</w:t>
+      </w:r>
+    </w:p>
+    <w:p>
+      <w:pPr>
+        <w:keepNext/>
+        <w:keepLines/>
+        <w:spacing w:line="320" w:lineRule="exact" w:after="60"/>
+      </w:pPr>
+      <w:r>
+        <w:rPr>
+          <w:b/>
+          <w:sz w:val="22"/>
+        </w:rPr>
+        <w:t xml:space="preserve">文字身份  </w:t>
+      </w:r>
+      <w:r>
+        <w:rPr>
+          <w:sz w:val="22"/>
+        </w:rPr>
+        <w:t>日常作息据馆方说明整理；“外面，新鲜的空气和笑声！”是其中所引安妮文字的短句工作译文。阅读提示为教师编写。</w:t>
+      </w:r>
+    </w:p>
+    <w:p>
+      <w:pPr>
+        <w:keepNext w:val="0"/>
+        <w:keepLines/>
+        <w:spacing w:line="320" w:lineRule="exact" w:after="60"/>
+      </w:pPr>
+      <w:r>
+        <w:rPr>
+          <w:sz w:val="22"/>
+        </w:rPr>
+        <w:t xml:space="preserve">原始网页  </w:t>
+      </w:r>
+      <w:hyperlink r:id="rId15">
+        <w:r>
+          <w:rPr>
+            <w:color w:val="23637A"/>
+            <w:u w:val="single"/>
+            <w:sz w:val="20"/>
+          </w:rPr>
+          <w:t>https://www.annefrank.org/en/anne-frank/go-in-depth/typical-day-secret-annex/</w:t>
+        </w:r>
+      </w:hyperlink>
+    </w:p>
+    <w:p>
+      <w:pPr>
+        <w:pStyle w:val="Heading3"/>
+        <w:keepNext/>
+        <w:keepLines/>
+        <w:spacing w:line="320" w:lineRule="exact" w:after="60" w:before="180"/>
+      </w:pPr>
+      <w:r>
+        <w:rPr>
+          <w:sz w:val="22"/>
+        </w:rPr>
+        <w:t>Anne Frank House  The Secret Annex — When the people in hiding had to be quiet, Otto Frank read Dickens</w:t>
+      </w:r>
+    </w:p>
+    <w:p>
+      <w:pPr>
+        <w:keepNext/>
+        <w:keepLines/>
+        <w:spacing w:line="320" w:lineRule="exact" w:after="60"/>
+      </w:pPr>
+      <w:r>
+        <w:rPr>
+          <w:b/>
+          <w:sz w:val="22"/>
+        </w:rPr>
+        <w:t xml:space="preserve">文字身份  </w:t>
+      </w:r>
+      <w:r>
+        <w:rPr>
+          <w:sz w:val="22"/>
+        </w:rPr>
+        <w:t>安妮短文相关引句的课堂工作译文；馆方注明1943年8月6日短文、1943年8月23日日记收录，不冒充中文出版译本。</w:t>
+      </w:r>
+    </w:p>
+    <w:p>
+      <w:pPr>
+        <w:keepNext w:val="0"/>
+        <w:keepLines/>
+        <w:spacing w:line="320" w:lineRule="exact" w:after="60"/>
+      </w:pPr>
+      <w:r>
+        <w:rPr>
+          <w:sz w:val="22"/>
+        </w:rPr>
+        <w:t xml:space="preserve">原始网页  </w:t>
+      </w:r>
+      <w:hyperlink r:id="rId16">
+        <w:r>
+          <w:rPr>
+            <w:color w:val="23637A"/>
+            <w:u w:val="single"/>
+            <w:sz w:val="20"/>
+          </w:rPr>
+          <w:t>https://www.annefrank.org/en/anne-frank/secret-annex/entrance/</w:t>
+        </w:r>
+      </w:hyperlink>
+    </w:p>
+    <w:p>
+      <w:pPr>
+        <w:pStyle w:val="Heading3"/>
+        <w:keepNext/>
+        <w:keepLines/>
+        <w:spacing w:line="320" w:lineRule="exact" w:after="60" w:before="180"/>
+      </w:pPr>
+      <w:r>
+        <w:rPr>
+          <w:sz w:val="22"/>
+        </w:rPr>
+        <w:t>Anne Frank House  EXTRA Freedom</w:t>
+      </w:r>
+    </w:p>
+    <w:p>
+      <w:pPr>
+        <w:keepNext/>
+        <w:keepLines/>
+        <w:spacing w:line="320" w:lineRule="exact" w:after="60"/>
+      </w:pPr>
+      <w:r>
+        <w:rPr>
+          <w:b/>
+          <w:sz w:val="22"/>
+        </w:rPr>
+        <w:t xml:space="preserve">文字身份  </w:t>
+      </w:r>
+      <w:r>
+        <w:rPr>
+          <w:sz w:val="22"/>
+        </w:rPr>
+        <w:t>1943年12月24日日记短引，沿用用户提供教案的课堂工作译文。</w:t>
+      </w:r>
+    </w:p>
+    <w:p>
+      <w:pPr>
+        <w:keepNext w:val="0"/>
+        <w:keepLines/>
+        <w:spacing w:line="320" w:lineRule="exact" w:after="60"/>
+      </w:pPr>
+      <w:r>
+        <w:rPr>
+          <w:sz w:val="22"/>
+        </w:rPr>
+        <w:t xml:space="preserve">原始网页  </w:t>
+      </w:r>
       <w:hyperlink r:id="rId11">
         <w:r>
           <w:rPr>
-            <w:rFonts w:ascii="Noto Sans CJK SC" w:hAnsi="Noto Sans CJK SC" w:eastAsia="Noto Sans CJK SC"/>
-            <w:color w:val="18536B"/>
-            <w:sz w:val="24"/>
+            <w:color w:val="23637A"/>
             <w:u w:val="single"/>
+            <w:sz w:val="20"/>
           </w:rPr>
-          <w:t>安妮之家 Freedom 教学资料 第1页</w:t>
+          <w:t>https://www.annefrank.org/media/filer_public/d9/b4/d9b451a0-5471-4789-8ead-ea417eebeecb/afvd_werkblad_vo_5_vrijheid-en.pdf</w:t>
         </w:r>
       </w:hyperlink>
     </w:p>
     <w:p>
-      <w:hyperlink r:id="rId12">
-        <w:r>
-          <w:rPr>
-            <w:rFonts w:ascii="Noto Sans CJK SC" w:hAnsi="Noto Sans CJK SC" w:eastAsia="Noto Sans CJK SC"/>
-            <w:color w:val="18536B"/>
-            <w:sz w:val="24"/>
-            <w:u w:val="single"/>
-          </w:rPr>
-          <w:t>安妮之家 藏匿者与帮助者</w:t>
-        </w:r>
-      </w:hyperlink>
-    </w:p>
-    <w:p>
-      <w:pPr>
-        <w:snapToGrid w:val="0"/>
-      </w:pPr>
-      <w:r>
-        <w:t>与《童年》并读，比较的是孩子得到的支持和仍然需要的生活条件。家庭暴力与纳粹迫害不能归为同一种经历。</w:t>
-      </w:r>
-    </w:p>
-    <w:p>
-      <w:pPr>
-        <w:pStyle w:val="Heading2"/>
-      </w:pPr>
-      <w:r>
-        <w:t>亚门的学校与同伴</w:t>
-      </w:r>
-    </w:p>
-    <w:p>
-      <w:pPr>
-        <w:snapToGrid w:val="0"/>
-      </w:pPr>
-      <w:r>
-        <w:t>联合国儿童基金会，Jane Courtney撰写，Hope amid the rubble – Restoring learning in the Gaza Strip，2024年9月10日。报道地点为加沙地带。亚门的母亲是教师，在家教他功课；他仍希望回学校，与同伴学习，生活中还需取水、捡柴。</w:t>
-      </w:r>
-    </w:p>
-    <w:p>
-      <w:pPr>
-        <w:snapToGrid w:val="0"/>
+      <w:pPr>
+        <w:pStyle w:val="Heading3"/>
+        <w:keepNext/>
+        <w:keepLines/>
+        <w:spacing w:line="320" w:lineRule="exact" w:after="60" w:before="180"/>
+      </w:pPr>
+      <w:r>
+        <w:rPr>
+          <w:sz w:val="22"/>
+        </w:rPr>
+        <w:t>UNICEF  Hope amid the rubble – Restoring learning in the Gaza Strip</w:t>
+      </w:r>
+    </w:p>
+    <w:p>
+      <w:pPr>
+        <w:keepNext/>
+        <w:keepLines/>
+        <w:spacing w:line="320" w:lineRule="exact" w:after="60"/>
+      </w:pPr>
+      <w:r>
+        <w:rPr>
+          <w:sz w:val="22"/>
+        </w:rPr>
+        <w:t>Jane Courtney  2024-09-10</w:t>
+      </w:r>
+    </w:p>
+    <w:p>
+      <w:pPr>
+        <w:keepNext/>
+        <w:keepLines/>
+        <w:spacing w:line="320" w:lineRule="exact" w:after="60"/>
       </w:pPr>
       <w:r>
         <w:rPr>
           <w:b/>
+          <w:sz w:val="22"/>
         </w:rPr>
-        <w:t xml:space="preserve">讲述边界  </w:t>
-      </w:r>
-      <w:r>
-        <w:t>这是一则2024年的历史报道，不能当作2026年的即时近况。来源未提供可靠年龄，本课不补写。中文内容为依据报道的概述，没有引号，不冒充采访直译。</w:t>
-      </w:r>
-    </w:p>
-    <w:p>
+        <w:t xml:space="preserve">文字身份  </w:t>
+      </w:r>
+      <w:r>
+        <w:rPr>
+          <w:sz w:val="22"/>
+        </w:rPr>
+        <w:t>有引号的两句是亚门采访短引的工作译文；其余为报道内容整理，不是逐字翻译。照片为亚门与父亲；不补写未报道的年龄。</w:t>
+      </w:r>
+    </w:p>
+    <w:p>
+      <w:pPr>
+        <w:keepNext/>
+        <w:keepLines/>
+        <w:spacing w:line="320" w:lineRule="exact" w:after="60"/>
+      </w:pPr>
+      <w:r>
+        <w:rPr>
+          <w:sz w:val="22"/>
+        </w:rPr>
+        <w:t xml:space="preserve">原始网页  </w:t>
+      </w:r>
       <w:hyperlink r:id="rId13">
         <w:r>
           <w:rPr>
-            <w:rFonts w:ascii="Noto Sans CJK SC" w:hAnsi="Noto Sans CJK SC" w:eastAsia="Noto Sans CJK SC"/>
-            <w:color w:val="18536B"/>
-            <w:sz w:val="24"/>
+            <w:color w:val="23637A"/>
             <w:u w:val="single"/>
+            <w:sz w:val="20"/>
           </w:rPr>
-          <w:t>UNICEF 亚门的学习报道</w:t>
+          <w:t>https://www.unicef.org/blog/hope-amid-rubble-restoring-learning-gaza-strip</w:t>
         </w:r>
       </w:hyperlink>
     </w:p>
     <w:p>
       <w:pPr>
-        <w:snapToGrid w:val="0"/>
-      </w:pPr>
-      <w:r>
-        <w:t>图像署名  UNICEF 2024。原图呈现亚门与父亲，不冒称图片中的成人为母亲。教师讲述母亲的支持，依据的是报道文字。</w:t>
-      </w:r>
-    </w:p>
-    <w:p>
-      <w:pPr>
-        <w:pStyle w:val="Heading2"/>
-      </w:pPr>
-      <w:r>
-        <w:t>瓦尔瓦拉的灯光与温暖</w:t>
-      </w:r>
-    </w:p>
-    <w:p>
-      <w:pPr>
-        <w:snapToGrid w:val="0"/>
-      </w:pPr>
-      <w:r>
-        <w:t>联合国儿童基金会，As winter bites, needs intensify for families in Ukraine，2022年12月19日。报道地点为乌克兰基辅地区布恰，瓦尔瓦拉在报道当时七岁。母亲为她点蜡烛读书；停电让家中失去灯光和温暖，她难以在黑暗中安稳入睡。</w:t>
-      </w:r>
-    </w:p>
-    <w:p>
-      <w:pPr>
-        <w:snapToGrid w:val="0"/>
+        <w:keepNext w:val="0"/>
+        <w:keepLines/>
+        <w:spacing w:line="320" w:lineRule="exact" w:after="60"/>
       </w:pPr>
       <w:r>
         <w:rPr>
           <w:b/>
+          <w:sz w:val="22"/>
         </w:rPr>
-        <w:t xml:space="preserve">讲述边界  </w:t>
-      </w:r>
-      <w:r>
-        <w:t>“七岁”是2022年报道时的年龄。“灯亮着的夜晚”“有光的夜晚”是课堂对生活条件的概括，不是加引号的儿童原话。该资料不能作为2026年的即时报道。</w:t>
-      </w:r>
-    </w:p>
-    <w:p>
+        <w:t xml:space="preserve">图像署名  </w:t>
+      </w:r>
+      <w:r>
+        <w:rPr>
+          <w:sz w:val="22"/>
+        </w:rPr>
+        <w:t>UNICEF 2024。照片中为亚门与父亲；报道里母亲在家教学，不将两者混淆。</w:t>
+      </w:r>
+    </w:p>
+    <w:p>
+      <w:pPr>
+        <w:pStyle w:val="Heading3"/>
+        <w:keepNext/>
+        <w:keepLines/>
+        <w:spacing w:line="320" w:lineRule="exact" w:after="60" w:before="180"/>
+      </w:pPr>
+      <w:r>
+        <w:rPr>
+          <w:sz w:val="22"/>
+        </w:rPr>
+        <w:t>UNICEF  As winter bites, needs intensify for families in Ukraine</w:t>
+      </w:r>
+    </w:p>
+    <w:p>
+      <w:pPr>
+        <w:keepNext/>
+        <w:keepLines/>
+        <w:spacing w:line="320" w:lineRule="exact" w:after="60"/>
+      </w:pPr>
+      <w:r>
+        <w:rPr>
+          <w:sz w:val="22"/>
+        </w:rPr>
+        <w:t>2022-12-19</w:t>
+      </w:r>
+    </w:p>
+    <w:p>
+      <w:pPr>
+        <w:keepNext/>
+        <w:keepLines/>
+        <w:spacing w:line="320" w:lineRule="exact" w:after="60"/>
+      </w:pPr>
+      <w:r>
+        <w:rPr>
+          <w:b/>
+          <w:sz w:val="22"/>
+        </w:rPr>
+        <w:t xml:space="preserve">文字身份  </w:t>
+      </w:r>
+      <w:r>
+        <w:rPr>
+          <w:sz w:val="22"/>
+        </w:rPr>
+        <w:t>有引号的两句是瓦尔瓦拉采访短引的工作译文；其余为报道内容整理。“七岁”为报道当时年龄；照片不是烛光阅读现场。</w:t>
+      </w:r>
+    </w:p>
+    <w:p>
+      <w:pPr>
+        <w:keepNext/>
+        <w:keepLines/>
+        <w:spacing w:line="320" w:lineRule="exact" w:after="60"/>
+      </w:pPr>
+      <w:r>
+        <w:rPr>
+          <w:sz w:val="22"/>
+        </w:rPr>
+        <w:t xml:space="preserve">原始网页  </w:t>
+      </w:r>
       <w:hyperlink r:id="rId14">
         <w:r>
           <w:rPr>
-            <w:rFonts w:ascii="Noto Sans CJK SC" w:hAnsi="Noto Sans CJK SC" w:eastAsia="Noto Sans CJK SC"/>
-            <w:color w:val="18536B"/>
-            <w:sz w:val="24"/>
+            <w:color w:val="23637A"/>
             <w:u w:val="single"/>
+            <w:sz w:val="20"/>
           </w:rPr>
-          <w:t>UNICEF 瓦尔瓦拉家庭的冬季生活报道</w:t>
+          <w:t>https://www.unicef.org/ukraine/en/stories/needs-intensify-for-families-in-ukraine</w:t>
         </w:r>
       </w:hyperlink>
     </w:p>
     <w:p>
       <w:pPr>
-        <w:snapToGrid w:val="0"/>
-      </w:pPr>
-      <w:r>
-        <w:t>图像署名  UNICEF。使用纪实原图，不把儿童重绘成幻想形象，不在照片上添加伤口、危险或虚构对白。</w:t>
-      </w:r>
-    </w:p>
-    <w:p>
-      <w:pPr>
-        <w:snapToGrid w:val="0"/>
-      </w:pPr>
-      <w:r>
-        <w:t>以上材料查验日期为2026年10月23日。所有来源身份和图像署名保存在教师资料中；学生投影专注当下阅读与画面。</w:t>
+        <w:keepNext w:val="0"/>
+        <w:keepLines/>
+        <w:spacing w:line="320" w:lineRule="exact" w:after="60"/>
+      </w:pPr>
+      <w:r>
+        <w:rPr>
+          <w:b/>
+          <w:sz w:val="22"/>
+        </w:rPr>
+        <w:t xml:space="preserve">图像署名  </w:t>
+      </w:r>
+      <w:r>
+        <w:rPr>
+          <w:sz w:val="22"/>
+        </w:rPr>
+        <w:t>UNICEF。使用瓦尔瓦拉与母亲的纪实照片；照片不是烛光阅读现场，不添加虚构对白或危险。</w:t>
       </w:r>
     </w:p>
     <w:p>
@@ -6186,7 +7012,7 @@
         <w:snapToGrid w:val="0"/>
       </w:pPr>
       <w:r>
-        <w:t>现实儿童泡泡由教师讲述，不再追问学生。若必须压缩，只保留每名儿童一个事实与一个仍需要的条件，接回原结语；不要临时加新数据或更多案例。38:00应进入退出卡，教师在书写期间停止讲解。</w:t>
+        <w:t>两份现实报道已各留90秒，其中两页独立阅读合计约70秒。教师只作短连接，不增加问答或重复读屏；完整阅读版不把这些页面压回原来的15秒。40:30应进入退出卡，教师在书写期间停止讲解。</w:t>
       </w:r>
     </w:p>
     <w:p>
